--- a/Node JS Report.docx
+++ b/Node JS Report.docx
@@ -270,13 +270,23 @@
           <w:lang w:val="en-GB"/>
         </w:rPr>
       </w:pPr>
+      <w:proofErr w:type="spellStart"/>
       <w:r>
         <w:rPr>
           <w:sz w:val="24"/>
           <w:szCs w:val="24"/>
           <w:lang w:val="en-GB"/>
         </w:rPr>
-        <w:t>const add = (a, b) =&gt; a + b;</w:t>
+        <w:t>const</w:t>
+      </w:r>
+      <w:proofErr w:type="spellEnd"/>
+      <w:r>
+        <w:rPr>
+          <w:sz w:val="24"/>
+          <w:szCs w:val="24"/>
+          <w:lang w:val="en-GB"/>
+        </w:rPr>
+        <w:t xml:space="preserve"> add = (a, b) =&gt; a + b;</w:t>
       </w:r>
     </w:p>
     <w:p>
@@ -289,13 +299,23 @@
           <w:lang w:val="en-GB"/>
         </w:rPr>
       </w:pPr>
+      <w:proofErr w:type="gramStart"/>
       <w:r>
         <w:rPr>
           <w:sz w:val="24"/>
           <w:szCs w:val="24"/>
           <w:lang w:val="en-GB"/>
         </w:rPr>
-        <w:t>console.log(add(5, 3));</w:t>
+        <w:t>console.log(</w:t>
+      </w:r>
+      <w:proofErr w:type="gramEnd"/>
+      <w:r>
+        <w:rPr>
+          <w:sz w:val="24"/>
+          <w:szCs w:val="24"/>
+          <w:lang w:val="en-GB"/>
+        </w:rPr>
+        <w:t>add(5, 3));</w:t>
       </w:r>
     </w:p>
     <w:p>
@@ -618,13 +638,22 @@
           <w:szCs w:val="24"/>
         </w:rPr>
       </w:pPr>
+      <w:proofErr w:type="gramStart"/>
       <w:r>
         <w:rPr>
           <w:sz w:val="24"/>
           <w:szCs w:val="24"/>
         </w:rPr>
         <w:lastRenderedPageBreak/>
-        <w:t>then(): Executes when the Promise is fulfilled.</w:t>
+        <w:t>then(</w:t>
+      </w:r>
+      <w:proofErr w:type="gramEnd"/>
+      <w:r>
+        <w:rPr>
+          <w:sz w:val="24"/>
+          <w:szCs w:val="24"/>
+        </w:rPr>
+        <w:t>): Executes when the Promise is fulfilled.</w:t>
       </w:r>
     </w:p>
     <w:p>
@@ -639,12 +668,21 @@
           <w:szCs w:val="24"/>
         </w:rPr>
       </w:pPr>
-      <w:r>
-        <w:rPr>
-          <w:sz w:val="24"/>
-          <w:szCs w:val="24"/>
-        </w:rPr>
-        <w:t>catch(): Executes when the Promise is rejected.</w:t>
+      <w:proofErr w:type="gramStart"/>
+      <w:r>
+        <w:rPr>
+          <w:sz w:val="24"/>
+          <w:szCs w:val="24"/>
+        </w:rPr>
+        <w:t>catch(</w:t>
+      </w:r>
+      <w:proofErr w:type="gramEnd"/>
+      <w:r>
+        <w:rPr>
+          <w:sz w:val="24"/>
+          <w:szCs w:val="24"/>
+        </w:rPr>
+        <w:t>): Executes when the Promise is rejected.</w:t>
       </w:r>
     </w:p>
     <w:p>
@@ -659,12 +697,21 @@
           <w:szCs w:val="24"/>
         </w:rPr>
       </w:pPr>
-      <w:r>
-        <w:rPr>
-          <w:sz w:val="24"/>
-          <w:szCs w:val="24"/>
-        </w:rPr>
-        <w:t>finally(): Executes regardless of the Promise’s outcome.</w:t>
+      <w:proofErr w:type="gramStart"/>
+      <w:r>
+        <w:rPr>
+          <w:sz w:val="24"/>
+          <w:szCs w:val="24"/>
+        </w:rPr>
+        <w:t>finally(</w:t>
+      </w:r>
+      <w:proofErr w:type="gramEnd"/>
+      <w:r>
+        <w:rPr>
+          <w:sz w:val="24"/>
+          <w:szCs w:val="24"/>
+        </w:rPr>
+        <w:t>): Executes regardless of the Promise’s outcome.</w:t>
       </w:r>
     </w:p>
     <w:p>
@@ -730,7 +777,23 @@
           <w:sz w:val="24"/>
           <w:szCs w:val="24"/>
         </w:rPr>
-        <w:t>Resolved Promise: Use the .then() method.</w:t>
+        <w:t xml:space="preserve">Resolved Promise: Use </w:t>
+      </w:r>
+      <w:proofErr w:type="gramStart"/>
+      <w:r>
+        <w:rPr>
+          <w:sz w:val="24"/>
+          <w:szCs w:val="24"/>
+        </w:rPr>
+        <w:t>the .then</w:t>
+      </w:r>
+      <w:proofErr w:type="gramEnd"/>
+      <w:r>
+        <w:rPr>
+          <w:sz w:val="24"/>
+          <w:szCs w:val="24"/>
+        </w:rPr>
+        <w:t>() method.</w:t>
       </w:r>
     </w:p>
     <w:p>
@@ -750,7 +813,23 @@
           <w:sz w:val="24"/>
           <w:szCs w:val="24"/>
         </w:rPr>
-        <w:t>Rejected Promise: Use the .catch() method.</w:t>
+        <w:t xml:space="preserve">Rejected Promise: Use </w:t>
+      </w:r>
+      <w:proofErr w:type="gramStart"/>
+      <w:r>
+        <w:rPr>
+          <w:sz w:val="24"/>
+          <w:szCs w:val="24"/>
+        </w:rPr>
+        <w:t>the .catch</w:t>
+      </w:r>
+      <w:proofErr w:type="gramEnd"/>
+      <w:r>
+        <w:rPr>
+          <w:sz w:val="24"/>
+          <w:szCs w:val="24"/>
+        </w:rPr>
+        <w:t>() method.</w:t>
       </w:r>
     </w:p>
     <w:p>
@@ -770,7 +849,23 @@
           <w:sz w:val="24"/>
           <w:szCs w:val="24"/>
         </w:rPr>
-        <w:t>Regardless of Outcome: Use .finally() to execute code after handling the Promise.</w:t>
+        <w:t>Regardless of Outcome: </w:t>
+      </w:r>
+      <w:proofErr w:type="gramStart"/>
+      <w:r>
+        <w:rPr>
+          <w:sz w:val="24"/>
+          <w:szCs w:val="24"/>
+        </w:rPr>
+        <w:t>Use .finally</w:t>
+      </w:r>
+      <w:proofErr w:type="gramEnd"/>
+      <w:r>
+        <w:rPr>
+          <w:sz w:val="24"/>
+          <w:szCs w:val="24"/>
+        </w:rPr>
+        <w:t>() to execute code after handling the Promise.</w:t>
       </w:r>
     </w:p>
     <w:p>
@@ -824,12 +919,37 @@
         </w:rPr>
         <w:tab/>
       </w:r>
-      <w:r>
-        <w:rPr>
-          <w:sz w:val="24"/>
-          <w:szCs w:val="24"/>
-        </w:rPr>
-        <w:t>const promise = new Promise(function (resolve, reject) {</w:t>
+      <w:proofErr w:type="spellStart"/>
+      <w:r>
+        <w:rPr>
+          <w:sz w:val="24"/>
+          <w:szCs w:val="24"/>
+        </w:rPr>
+        <w:t>const</w:t>
+      </w:r>
+      <w:proofErr w:type="spellEnd"/>
+      <w:r>
+        <w:rPr>
+          <w:sz w:val="24"/>
+          <w:szCs w:val="24"/>
+        </w:rPr>
+        <w:t xml:space="preserve"> promise = new </w:t>
+      </w:r>
+      <w:proofErr w:type="gramStart"/>
+      <w:r>
+        <w:rPr>
+          <w:sz w:val="24"/>
+          <w:szCs w:val="24"/>
+        </w:rPr>
+        <w:t>Promise(</w:t>
+      </w:r>
+      <w:proofErr w:type="gramEnd"/>
+      <w:r>
+        <w:rPr>
+          <w:sz w:val="24"/>
+          <w:szCs w:val="24"/>
+        </w:rPr>
+        <w:t>function (resolve, reject) {</w:t>
       </w:r>
     </w:p>
     <w:p>
@@ -854,12 +974,37 @@
         </w:rPr>
         <w:tab/>
       </w:r>
-      <w:r>
-        <w:rPr>
-          <w:sz w:val="24"/>
-          <w:szCs w:val="24"/>
-        </w:rPr>
-        <w:t>const string1 = "geeksforgeeks";</w:t>
+      <w:proofErr w:type="spellStart"/>
+      <w:r>
+        <w:rPr>
+          <w:sz w:val="24"/>
+          <w:szCs w:val="24"/>
+        </w:rPr>
+        <w:t>const</w:t>
+      </w:r>
+      <w:proofErr w:type="spellEnd"/>
+      <w:r>
+        <w:rPr>
+          <w:sz w:val="24"/>
+          <w:szCs w:val="24"/>
+        </w:rPr>
+        <w:t xml:space="preserve"> string1 = "</w:t>
+      </w:r>
+      <w:proofErr w:type="spellStart"/>
+      <w:r>
+        <w:rPr>
+          <w:sz w:val="24"/>
+          <w:szCs w:val="24"/>
+        </w:rPr>
+        <w:t>geeksforgeeks</w:t>
+      </w:r>
+      <w:proofErr w:type="spellEnd"/>
+      <w:r>
+        <w:rPr>
+          <w:sz w:val="24"/>
+          <w:szCs w:val="24"/>
+        </w:rPr>
+        <w:t>";</w:t>
       </w:r>
     </w:p>
     <w:p>
@@ -884,12 +1029,37 @@
         </w:rPr>
         <w:tab/>
       </w:r>
-      <w:r>
-        <w:rPr>
-          <w:sz w:val="24"/>
-          <w:szCs w:val="24"/>
-        </w:rPr>
-        <w:t>const string2 = "geeksforgeeks";</w:t>
+      <w:proofErr w:type="spellStart"/>
+      <w:r>
+        <w:rPr>
+          <w:sz w:val="24"/>
+          <w:szCs w:val="24"/>
+        </w:rPr>
+        <w:t>const</w:t>
+      </w:r>
+      <w:proofErr w:type="spellEnd"/>
+      <w:r>
+        <w:rPr>
+          <w:sz w:val="24"/>
+          <w:szCs w:val="24"/>
+        </w:rPr>
+        <w:t xml:space="preserve"> string2 = "</w:t>
+      </w:r>
+      <w:proofErr w:type="spellStart"/>
+      <w:r>
+        <w:rPr>
+          <w:sz w:val="24"/>
+          <w:szCs w:val="24"/>
+        </w:rPr>
+        <w:t>geeksforgeeks</w:t>
+      </w:r>
+      <w:proofErr w:type="spellEnd"/>
+      <w:r>
+        <w:rPr>
+          <w:sz w:val="24"/>
+          <w:szCs w:val="24"/>
+        </w:rPr>
+        <w:t>";</w:t>
       </w:r>
     </w:p>
     <w:p>
@@ -944,12 +1114,21 @@
         </w:rPr>
         <w:tab/>
       </w:r>
-      <w:r>
-        <w:rPr>
-          <w:sz w:val="24"/>
-          <w:szCs w:val="24"/>
-        </w:rPr>
-        <w:t>resolve();</w:t>
+      <w:proofErr w:type="gramStart"/>
+      <w:r>
+        <w:rPr>
+          <w:sz w:val="24"/>
+          <w:szCs w:val="24"/>
+        </w:rPr>
+        <w:t>resolve(</w:t>
+      </w:r>
+      <w:proofErr w:type="gramEnd"/>
+      <w:r>
+        <w:rPr>
+          <w:sz w:val="24"/>
+          <w:szCs w:val="24"/>
+        </w:rPr>
+        <w:t>);</w:t>
       </w:r>
     </w:p>
     <w:p>
@@ -1004,12 +1183,21 @@
         </w:rPr>
         <w:tab/>
       </w:r>
-      <w:r>
-        <w:rPr>
-          <w:sz w:val="24"/>
-          <w:szCs w:val="24"/>
-        </w:rPr>
-        <w:t>reject();</w:t>
+      <w:proofErr w:type="gramStart"/>
+      <w:r>
+        <w:rPr>
+          <w:sz w:val="24"/>
+          <w:szCs w:val="24"/>
+        </w:rPr>
+        <w:t>reject(</w:t>
+      </w:r>
+      <w:proofErr w:type="gramEnd"/>
+      <w:r>
+        <w:rPr>
+          <w:sz w:val="24"/>
+          <w:szCs w:val="24"/>
+        </w:rPr>
+        <w:t>);</w:t>
       </w:r>
     </w:p>
     <w:p>
@@ -1124,7 +1312,23 @@
           <w:sz w:val="24"/>
           <w:szCs w:val="24"/>
         </w:rPr>
-        <w:t xml:space="preserve"> .then(function () {</w:t>
+        <w:t xml:space="preserve"> </w:t>
+      </w:r>
+      <w:proofErr w:type="gramStart"/>
+      <w:r>
+        <w:rPr>
+          <w:sz w:val="24"/>
+          <w:szCs w:val="24"/>
+        </w:rPr>
+        <w:t>.then</w:t>
+      </w:r>
+      <w:proofErr w:type="gramEnd"/>
+      <w:r>
+        <w:rPr>
+          <w:sz w:val="24"/>
+          <w:szCs w:val="24"/>
+        </w:rPr>
+        <w:t>(function () {</w:t>
       </w:r>
     </w:p>
     <w:p>
@@ -1149,12 +1353,21 @@
         </w:rPr>
         <w:tab/>
       </w:r>
-      <w:r>
-        <w:rPr>
-          <w:sz w:val="24"/>
-          <w:szCs w:val="24"/>
-        </w:rPr>
-        <w:t>console.log("Promise resolved successfully");</w:t>
+      <w:proofErr w:type="gramStart"/>
+      <w:r>
+        <w:rPr>
+          <w:sz w:val="24"/>
+          <w:szCs w:val="24"/>
+        </w:rPr>
+        <w:t>console.log(</w:t>
+      </w:r>
+      <w:proofErr w:type="gramEnd"/>
+      <w:r>
+        <w:rPr>
+          <w:sz w:val="24"/>
+          <w:szCs w:val="24"/>
+        </w:rPr>
+        <w:t>"Promise resolved successfully");</w:t>
       </w:r>
     </w:p>
     <w:p>
@@ -1214,7 +1427,23 @@
           <w:sz w:val="24"/>
           <w:szCs w:val="24"/>
         </w:rPr>
-        <w:t xml:space="preserve"> .catch(function () {</w:t>
+        <w:t xml:space="preserve"> </w:t>
+      </w:r>
+      <w:proofErr w:type="gramStart"/>
+      <w:r>
+        <w:rPr>
+          <w:sz w:val="24"/>
+          <w:szCs w:val="24"/>
+        </w:rPr>
+        <w:t>.catch</w:t>
+      </w:r>
+      <w:proofErr w:type="gramEnd"/>
+      <w:r>
+        <w:rPr>
+          <w:sz w:val="24"/>
+          <w:szCs w:val="24"/>
+        </w:rPr>
+        <w:t>(function () {</w:t>
       </w:r>
     </w:p>
     <w:p>
@@ -1239,12 +1468,21 @@
         </w:rPr>
         <w:tab/>
       </w:r>
-      <w:r>
-        <w:rPr>
-          <w:sz w:val="24"/>
-          <w:szCs w:val="24"/>
-        </w:rPr>
-        <w:t>console.log("Promise is rejected");</w:t>
+      <w:proofErr w:type="gramStart"/>
+      <w:r>
+        <w:rPr>
+          <w:sz w:val="24"/>
+          <w:szCs w:val="24"/>
+        </w:rPr>
+        <w:t>console.log(</w:t>
+      </w:r>
+      <w:proofErr w:type="gramEnd"/>
+      <w:r>
+        <w:rPr>
+          <w:sz w:val="24"/>
+          <w:szCs w:val="24"/>
+        </w:rPr>
+        <w:t>"Promise is rejected");</w:t>
       </w:r>
     </w:p>
     <w:p>
@@ -1588,7 +1826,23 @@
           <w:sz w:val="24"/>
           <w:szCs w:val="24"/>
         </w:rPr>
-        <w:t>: You can still use .finally() after try or catch</w:t>
+        <w:t xml:space="preserve">: You can still </w:t>
+      </w:r>
+      <w:proofErr w:type="gramStart"/>
+      <w:r>
+        <w:rPr>
+          <w:sz w:val="24"/>
+          <w:szCs w:val="24"/>
+        </w:rPr>
+        <w:t>use .finally</w:t>
+      </w:r>
+      <w:proofErr w:type="gramEnd"/>
+      <w:r>
+        <w:rPr>
+          <w:sz w:val="24"/>
+          <w:szCs w:val="24"/>
+        </w:rPr>
+        <w:t>() after try or catch</w:t>
       </w:r>
       <w:r>
         <w:rPr>
@@ -1642,6 +1896,7 @@
         </w:rPr>
         <w:br/>
       </w:r>
+      <w:proofErr w:type="spellStart"/>
       <w:r>
         <w:rPr>
           <w:b/>
@@ -1651,12 +1906,29 @@
         </w:rPr>
         <w:t>const</w:t>
       </w:r>
-      <w:r>
-        <w:rPr>
-          <w:sz w:val="24"/>
-          <w:szCs w:val="24"/>
-        </w:rPr>
-        <w:t xml:space="preserve"> helperPromise = </w:t>
+      <w:proofErr w:type="spellEnd"/>
+      <w:r>
+        <w:rPr>
+          <w:sz w:val="24"/>
+          <w:szCs w:val="24"/>
+        </w:rPr>
+        <w:t xml:space="preserve"> </w:t>
+      </w:r>
+      <w:proofErr w:type="spellStart"/>
+      <w:r>
+        <w:rPr>
+          <w:sz w:val="24"/>
+          <w:szCs w:val="24"/>
+        </w:rPr>
+        <w:t>helperPromise</w:t>
+      </w:r>
+      <w:proofErr w:type="spellEnd"/>
+      <w:r>
+        <w:rPr>
+          <w:sz w:val="24"/>
+          <w:szCs w:val="24"/>
+        </w:rPr>
+        <w:t xml:space="preserve"> = </w:t>
       </w:r>
       <w:r>
         <w:rPr>
@@ -1690,6 +1962,7 @@
         </w:rPr>
         <w:t xml:space="preserve">    </w:t>
       </w:r>
+      <w:proofErr w:type="spellStart"/>
       <w:r>
         <w:rPr>
           <w:b/>
@@ -1699,6 +1972,7 @@
         </w:rPr>
         <w:t>const</w:t>
       </w:r>
+      <w:proofErr w:type="spellEnd"/>
       <w:r>
         <w:rPr>
           <w:sz w:val="24"/>
@@ -1720,8 +1994,17 @@
           <w:sz w:val="24"/>
           <w:szCs w:val="24"/>
         </w:rPr>
-        <w:t xml:space="preserve"> Promise(</w:t>
-      </w:r>
+        <w:t xml:space="preserve"> </w:t>
+      </w:r>
+      <w:proofErr w:type="gramStart"/>
+      <w:r>
+        <w:rPr>
+          <w:sz w:val="24"/>
+          <w:szCs w:val="24"/>
+        </w:rPr>
+        <w:t>Promise(</w:t>
+      </w:r>
+      <w:proofErr w:type="gramEnd"/>
       <w:r>
         <w:rPr>
           <w:b/>
@@ -1754,6 +2037,7 @@
         </w:rPr>
         <w:t xml:space="preserve">        </w:t>
       </w:r>
+      <w:proofErr w:type="spellStart"/>
       <w:r>
         <w:rPr>
           <w:b/>
@@ -1763,12 +2047,29 @@
         </w:rPr>
         <w:t>const</w:t>
       </w:r>
-      <w:r>
-        <w:rPr>
-          <w:sz w:val="24"/>
-          <w:szCs w:val="24"/>
-        </w:rPr>
-        <w:t xml:space="preserve"> x = "geeksforgeeks";</w:t>
+      <w:proofErr w:type="spellEnd"/>
+      <w:r>
+        <w:rPr>
+          <w:sz w:val="24"/>
+          <w:szCs w:val="24"/>
+        </w:rPr>
+        <w:t xml:space="preserve"> x = "</w:t>
+      </w:r>
+      <w:proofErr w:type="spellStart"/>
+      <w:r>
+        <w:rPr>
+          <w:sz w:val="24"/>
+          <w:szCs w:val="24"/>
+        </w:rPr>
+        <w:t>geeksforgeeks</w:t>
+      </w:r>
+      <w:proofErr w:type="spellEnd"/>
+      <w:r>
+        <w:rPr>
+          <w:sz w:val="24"/>
+          <w:szCs w:val="24"/>
+        </w:rPr>
+        <w:t>";</w:t>
       </w:r>
     </w:p>
     <w:p>
@@ -1786,6 +2087,7 @@
         </w:rPr>
         <w:t xml:space="preserve">        </w:t>
       </w:r>
+      <w:proofErr w:type="spellStart"/>
       <w:r>
         <w:rPr>
           <w:b/>
@@ -1795,12 +2097,29 @@
         </w:rPr>
         <w:t>const</w:t>
       </w:r>
-      <w:r>
-        <w:rPr>
-          <w:sz w:val="24"/>
-          <w:szCs w:val="24"/>
-        </w:rPr>
-        <w:t xml:space="preserve"> y = "geeksforgeeks";</w:t>
+      <w:proofErr w:type="spellEnd"/>
+      <w:r>
+        <w:rPr>
+          <w:sz w:val="24"/>
+          <w:szCs w:val="24"/>
+        </w:rPr>
+        <w:t xml:space="preserve"> y = "</w:t>
+      </w:r>
+      <w:proofErr w:type="spellStart"/>
+      <w:r>
+        <w:rPr>
+          <w:sz w:val="24"/>
+          <w:szCs w:val="24"/>
+        </w:rPr>
+        <w:t>geeksforgeeks</w:t>
+      </w:r>
+      <w:proofErr w:type="spellEnd"/>
+      <w:r>
+        <w:rPr>
+          <w:sz w:val="24"/>
+          <w:szCs w:val="24"/>
+        </w:rPr>
+        <w:t>";</w:t>
       </w:r>
     </w:p>
     <w:p>
@@ -1848,7 +2167,23 @@
           <w:sz w:val="24"/>
           <w:szCs w:val="24"/>
         </w:rPr>
-        <w:t xml:space="preserve">            resolve("Strings are same");</w:t>
+        <w:t xml:space="preserve">            </w:t>
+      </w:r>
+      <w:proofErr w:type="gramStart"/>
+      <w:r>
+        <w:rPr>
+          <w:sz w:val="24"/>
+          <w:szCs w:val="24"/>
+        </w:rPr>
+        <w:t>resolve(</w:t>
+      </w:r>
+      <w:proofErr w:type="gramEnd"/>
+      <w:r>
+        <w:rPr>
+          <w:sz w:val="24"/>
+          <w:szCs w:val="24"/>
+        </w:rPr>
+        <w:t>"Strings are same");</w:t>
       </w:r>
     </w:p>
     <w:p>
@@ -1896,7 +2231,23 @@
           <w:sz w:val="24"/>
           <w:szCs w:val="24"/>
         </w:rPr>
-        <w:t xml:space="preserve">            reject("Strings are not same");</w:t>
+        <w:t xml:space="preserve">            </w:t>
+      </w:r>
+      <w:proofErr w:type="gramStart"/>
+      <w:r>
+        <w:rPr>
+          <w:sz w:val="24"/>
+          <w:szCs w:val="24"/>
+        </w:rPr>
+        <w:t>reject(</w:t>
+      </w:r>
+      <w:proofErr w:type="gramEnd"/>
+      <w:r>
+        <w:rPr>
+          <w:sz w:val="24"/>
+          <w:szCs w:val="24"/>
+        </w:rPr>
+        <w:t>"Strings are not same");</w:t>
       </w:r>
     </w:p>
     <w:p>
@@ -2035,7 +2386,32 @@
           <w:sz w:val="24"/>
           <w:szCs w:val="24"/>
         </w:rPr>
-        <w:t xml:space="preserve"> demoPromise() {</w:t>
+        <w:t xml:space="preserve"> </w:t>
+      </w:r>
+      <w:proofErr w:type="spellStart"/>
+      <w:proofErr w:type="gramStart"/>
+      <w:r>
+        <w:rPr>
+          <w:sz w:val="24"/>
+          <w:szCs w:val="24"/>
+        </w:rPr>
+        <w:t>demoPromise</w:t>
+      </w:r>
+      <w:proofErr w:type="spellEnd"/>
+      <w:r>
+        <w:rPr>
+          <w:sz w:val="24"/>
+          <w:szCs w:val="24"/>
+        </w:rPr>
+        <w:t>(</w:t>
+      </w:r>
+      <w:proofErr w:type="gramEnd"/>
+      <w:r>
+        <w:rPr>
+          <w:sz w:val="24"/>
+          <w:szCs w:val="24"/>
+        </w:rPr>
+        <w:t>) {</w:t>
       </w:r>
     </w:p>
     <w:p>
@@ -2115,7 +2491,32 @@
           <w:sz w:val="24"/>
           <w:szCs w:val="24"/>
         </w:rPr>
-        <w:t xml:space="preserve"> helperPromise();</w:t>
+        <w:t xml:space="preserve"> </w:t>
+      </w:r>
+      <w:proofErr w:type="spellStart"/>
+      <w:proofErr w:type="gramStart"/>
+      <w:r>
+        <w:rPr>
+          <w:sz w:val="24"/>
+          <w:szCs w:val="24"/>
+        </w:rPr>
+        <w:t>helperPromise</w:t>
+      </w:r>
+      <w:proofErr w:type="spellEnd"/>
+      <w:r>
+        <w:rPr>
+          <w:sz w:val="24"/>
+          <w:szCs w:val="24"/>
+        </w:rPr>
+        <w:t>(</w:t>
+      </w:r>
+      <w:proofErr w:type="gramEnd"/>
+      <w:r>
+        <w:rPr>
+          <w:sz w:val="24"/>
+          <w:szCs w:val="24"/>
+        </w:rPr>
+        <w:t>);</w:t>
       </w:r>
     </w:p>
     <w:p>
@@ -2179,7 +2580,23 @@
           <w:sz w:val="24"/>
           <w:szCs w:val="24"/>
         </w:rPr>
-        <w:t xml:space="preserve">        console.log("Error: " + error);</w:t>
+        <w:t xml:space="preserve">        </w:t>
+      </w:r>
+      <w:proofErr w:type="gramStart"/>
+      <w:r>
+        <w:rPr>
+          <w:sz w:val="24"/>
+          <w:szCs w:val="24"/>
+        </w:rPr>
+        <w:t>console.log(</w:t>
+      </w:r>
+      <w:proofErr w:type="gramEnd"/>
+      <w:r>
+        <w:rPr>
+          <w:sz w:val="24"/>
+          <w:szCs w:val="24"/>
+        </w:rPr>
+        <w:t>"Error: " + error);</w:t>
       </w:r>
     </w:p>
     <w:p>
@@ -2231,12 +2648,30 @@
           <w:szCs w:val="24"/>
         </w:rPr>
       </w:pPr>
-      <w:r>
-        <w:rPr>
-          <w:sz w:val="24"/>
-          <w:szCs w:val="24"/>
-        </w:rPr>
-        <w:t>demoPromise();</w:t>
+      <w:proofErr w:type="spellStart"/>
+      <w:proofErr w:type="gramStart"/>
+      <w:r>
+        <w:rPr>
+          <w:sz w:val="24"/>
+          <w:szCs w:val="24"/>
+        </w:rPr>
+        <w:t>demoPromise</w:t>
+      </w:r>
+      <w:proofErr w:type="spellEnd"/>
+      <w:r>
+        <w:rPr>
+          <w:sz w:val="24"/>
+          <w:szCs w:val="24"/>
+        </w:rPr>
+        <w:t>(</w:t>
+      </w:r>
+      <w:proofErr w:type="gramEnd"/>
+      <w:r>
+        <w:rPr>
+          <w:sz w:val="24"/>
+          <w:szCs w:val="24"/>
+        </w:rPr>
+        <w:t>);</w:t>
       </w:r>
     </w:p>
     <w:p>
@@ -2307,6 +2742,7 @@
         </w:rPr>
         <w:br w:type="page"/>
       </w:r>
+      <w:proofErr w:type="spellStart"/>
       <w:r>
         <w:rPr>
           <w:b/>
@@ -2317,6 +2753,7 @@
         <w:lastRenderedPageBreak/>
         <w:t>Destructuring</w:t>
       </w:r>
+      <w:proofErr w:type="spellEnd"/>
     </w:p>
     <w:p>
       <w:pPr>
@@ -2326,12 +2763,21 @@
           <w:szCs w:val="24"/>
         </w:rPr>
       </w:pPr>
-      <w:r>
-        <w:rPr>
-          <w:sz w:val="24"/>
-          <w:szCs w:val="24"/>
-        </w:rPr>
-        <w:t>Destructuring allows you to unpack values from arrays or properties from objects into distinct variables.</w:t>
+      <w:proofErr w:type="spellStart"/>
+      <w:r>
+        <w:rPr>
+          <w:sz w:val="24"/>
+          <w:szCs w:val="24"/>
+        </w:rPr>
+        <w:t>Destructuring</w:t>
+      </w:r>
+      <w:proofErr w:type="spellEnd"/>
+      <w:r>
+        <w:rPr>
+          <w:sz w:val="24"/>
+          <w:szCs w:val="24"/>
+        </w:rPr>
+        <w:t xml:space="preserve"> allows you to unpack values from arrays or properties from objects into distinct variables.</w:t>
       </w:r>
     </w:p>
     <w:p>
@@ -2361,8 +2807,19 @@
           <w:sz w:val="24"/>
           <w:szCs w:val="24"/>
         </w:rPr>
-        <w:t>Object Destructuring</w:t>
-      </w:r>
+        <w:t xml:space="preserve">Object </w:t>
+      </w:r>
+      <w:proofErr w:type="spellStart"/>
+      <w:r>
+        <w:rPr>
+          <w:b/>
+          <w:bCs/>
+          <w:sz w:val="24"/>
+          <w:szCs w:val="24"/>
+        </w:rPr>
+        <w:t>Destructuring</w:t>
+      </w:r>
+      <w:proofErr w:type="spellEnd"/>
       <w:r>
         <w:rPr>
           <w:b/>
@@ -2395,12 +2852,37 @@
         </w:rPr>
         <w:tab/>
       </w:r>
-      <w:r>
-        <w:rPr>
-          <w:sz w:val="24"/>
-          <w:szCs w:val="24"/>
-        </w:rPr>
-        <w:t>const user = { name: "Alice", age: 25, city: "Delhi" };</w:t>
+      <w:proofErr w:type="spellStart"/>
+      <w:r>
+        <w:rPr>
+          <w:sz w:val="24"/>
+          <w:szCs w:val="24"/>
+        </w:rPr>
+        <w:t>const</w:t>
+      </w:r>
+      <w:proofErr w:type="spellEnd"/>
+      <w:r>
+        <w:rPr>
+          <w:sz w:val="24"/>
+          <w:szCs w:val="24"/>
+        </w:rPr>
+        <w:t xml:space="preserve"> user = </w:t>
+      </w:r>
+      <w:proofErr w:type="gramStart"/>
+      <w:r>
+        <w:rPr>
+          <w:sz w:val="24"/>
+          <w:szCs w:val="24"/>
+        </w:rPr>
+        <w:t>{ name</w:t>
+      </w:r>
+      <w:proofErr w:type="gramEnd"/>
+      <w:r>
+        <w:rPr>
+          <w:sz w:val="24"/>
+          <w:szCs w:val="24"/>
+        </w:rPr>
+        <w:t>: "Alice", age: 25, city: "Delhi" };</w:t>
       </w:r>
     </w:p>
     <w:p>
@@ -2425,12 +2907,37 @@
         </w:rPr>
         <w:tab/>
       </w:r>
-      <w:r>
-        <w:rPr>
-          <w:sz w:val="24"/>
-          <w:szCs w:val="24"/>
-        </w:rPr>
-        <w:t>const { name, age } = user;</w:t>
+      <w:proofErr w:type="spellStart"/>
+      <w:r>
+        <w:rPr>
+          <w:sz w:val="24"/>
+          <w:szCs w:val="24"/>
+        </w:rPr>
+        <w:t>const</w:t>
+      </w:r>
+      <w:proofErr w:type="spellEnd"/>
+      <w:r>
+        <w:rPr>
+          <w:sz w:val="24"/>
+          <w:szCs w:val="24"/>
+        </w:rPr>
+        <w:t xml:space="preserve"> </w:t>
+      </w:r>
+      <w:proofErr w:type="gramStart"/>
+      <w:r>
+        <w:rPr>
+          <w:sz w:val="24"/>
+          <w:szCs w:val="24"/>
+        </w:rPr>
+        <w:t>{ name</w:t>
+      </w:r>
+      <w:proofErr w:type="gramEnd"/>
+      <w:r>
+        <w:rPr>
+          <w:sz w:val="24"/>
+          <w:szCs w:val="24"/>
+        </w:rPr>
+        <w:t>, age } = user;</w:t>
       </w:r>
     </w:p>
     <w:p>
@@ -2490,7 +2997,23 @@
           <w:sz w:val="24"/>
           <w:szCs w:val="24"/>
         </w:rPr>
-        <w:t>console.log(age);  // 25</w:t>
+        <w:t>console.log(age</w:t>
+      </w:r>
+      <w:proofErr w:type="gramStart"/>
+      <w:r>
+        <w:rPr>
+          <w:sz w:val="24"/>
+          <w:szCs w:val="24"/>
+        </w:rPr>
+        <w:t>);  /</w:t>
+      </w:r>
+      <w:proofErr w:type="gramEnd"/>
+      <w:r>
+        <w:rPr>
+          <w:sz w:val="24"/>
+          <w:szCs w:val="24"/>
+        </w:rPr>
+        <w:t>/ 25</w:t>
       </w:r>
     </w:p>
     <w:p>
@@ -2520,8 +3043,19 @@
           <w:sz w:val="24"/>
           <w:szCs w:val="24"/>
         </w:rPr>
-        <w:t>Array Destructuring</w:t>
-      </w:r>
+        <w:t xml:space="preserve">Array </w:t>
+      </w:r>
+      <w:proofErr w:type="spellStart"/>
+      <w:r>
+        <w:rPr>
+          <w:b/>
+          <w:bCs/>
+          <w:sz w:val="24"/>
+          <w:szCs w:val="24"/>
+        </w:rPr>
+        <w:t>Destructuring</w:t>
+      </w:r>
+      <w:proofErr w:type="spellEnd"/>
       <w:r>
         <w:rPr>
           <w:b/>
@@ -2554,12 +3088,37 @@
         </w:rPr>
         <w:tab/>
       </w:r>
-      <w:r>
-        <w:rPr>
-          <w:sz w:val="24"/>
-          <w:szCs w:val="24"/>
-        </w:rPr>
-        <w:t>const colors = ["red", "green", "blue"];</w:t>
+      <w:proofErr w:type="spellStart"/>
+      <w:r>
+        <w:rPr>
+          <w:sz w:val="24"/>
+          <w:szCs w:val="24"/>
+        </w:rPr>
+        <w:t>const</w:t>
+      </w:r>
+      <w:proofErr w:type="spellEnd"/>
+      <w:r>
+        <w:rPr>
+          <w:sz w:val="24"/>
+          <w:szCs w:val="24"/>
+        </w:rPr>
+        <w:t xml:space="preserve"> </w:t>
+      </w:r>
+      <w:proofErr w:type="spellStart"/>
+      <w:r>
+        <w:rPr>
+          <w:sz w:val="24"/>
+          <w:szCs w:val="24"/>
+        </w:rPr>
+        <w:t>colors</w:t>
+      </w:r>
+      <w:proofErr w:type="spellEnd"/>
+      <w:r>
+        <w:rPr>
+          <w:sz w:val="24"/>
+          <w:szCs w:val="24"/>
+        </w:rPr>
+        <w:t xml:space="preserve"> = ["red", "green", "blue"];</w:t>
       </w:r>
     </w:p>
     <w:p>
@@ -2584,12 +3143,69 @@
         </w:rPr>
         <w:tab/>
       </w:r>
-      <w:r>
-        <w:rPr>
-          <w:sz w:val="24"/>
-          <w:szCs w:val="24"/>
-        </w:rPr>
-        <w:t>const [firstColor, secondColor] = colors;</w:t>
+      <w:proofErr w:type="spellStart"/>
+      <w:r>
+        <w:rPr>
+          <w:sz w:val="24"/>
+          <w:szCs w:val="24"/>
+        </w:rPr>
+        <w:t>const</w:t>
+      </w:r>
+      <w:proofErr w:type="spellEnd"/>
+      <w:r>
+        <w:rPr>
+          <w:sz w:val="24"/>
+          <w:szCs w:val="24"/>
+        </w:rPr>
+        <w:t xml:space="preserve"> [</w:t>
+      </w:r>
+      <w:proofErr w:type="spellStart"/>
+      <w:r>
+        <w:rPr>
+          <w:sz w:val="24"/>
+          <w:szCs w:val="24"/>
+        </w:rPr>
+        <w:t>firstColor</w:t>
+      </w:r>
+      <w:proofErr w:type="spellEnd"/>
+      <w:r>
+        <w:rPr>
+          <w:sz w:val="24"/>
+          <w:szCs w:val="24"/>
+        </w:rPr>
+        <w:t xml:space="preserve">, </w:t>
+      </w:r>
+      <w:proofErr w:type="spellStart"/>
+      <w:r>
+        <w:rPr>
+          <w:sz w:val="24"/>
+          <w:szCs w:val="24"/>
+        </w:rPr>
+        <w:t>secondColor</w:t>
+      </w:r>
+      <w:proofErr w:type="spellEnd"/>
+      <w:r>
+        <w:rPr>
+          <w:sz w:val="24"/>
+          <w:szCs w:val="24"/>
+        </w:rPr>
+        <w:t xml:space="preserve">] = </w:t>
+      </w:r>
+      <w:proofErr w:type="spellStart"/>
+      <w:r>
+        <w:rPr>
+          <w:sz w:val="24"/>
+          <w:szCs w:val="24"/>
+        </w:rPr>
+        <w:t>colors</w:t>
+      </w:r>
+      <w:proofErr w:type="spellEnd"/>
+      <w:r>
+        <w:rPr>
+          <w:sz w:val="24"/>
+          <w:szCs w:val="24"/>
+        </w:rPr>
+        <w:t>;</w:t>
       </w:r>
     </w:p>
     <w:p>
@@ -2619,7 +3235,32 @@
           <w:sz w:val="24"/>
           <w:szCs w:val="24"/>
         </w:rPr>
-        <w:t>console.log(firstColor);  // red</w:t>
+        <w:t>console.log(</w:t>
+      </w:r>
+      <w:proofErr w:type="spellStart"/>
+      <w:r>
+        <w:rPr>
+          <w:sz w:val="24"/>
+          <w:szCs w:val="24"/>
+        </w:rPr>
+        <w:t>firstColor</w:t>
+      </w:r>
+      <w:proofErr w:type="spellEnd"/>
+      <w:proofErr w:type="gramStart"/>
+      <w:r>
+        <w:rPr>
+          <w:sz w:val="24"/>
+          <w:szCs w:val="24"/>
+        </w:rPr>
+        <w:t>);  /</w:t>
+      </w:r>
+      <w:proofErr w:type="gramEnd"/>
+      <w:r>
+        <w:rPr>
+          <w:sz w:val="24"/>
+          <w:szCs w:val="24"/>
+        </w:rPr>
+        <w:t>/ red</w:t>
       </w:r>
     </w:p>
     <w:p>
@@ -2649,7 +3290,23 @@
           <w:sz w:val="24"/>
           <w:szCs w:val="24"/>
         </w:rPr>
-        <w:t>console.log(secondColor); // green</w:t>
+        <w:t>console.log(</w:t>
+      </w:r>
+      <w:proofErr w:type="spellStart"/>
+      <w:r>
+        <w:rPr>
+          <w:sz w:val="24"/>
+          <w:szCs w:val="24"/>
+        </w:rPr>
+        <w:t>secondColor</w:t>
+      </w:r>
+      <w:proofErr w:type="spellEnd"/>
+      <w:r>
+        <w:rPr>
+          <w:sz w:val="24"/>
+          <w:szCs w:val="24"/>
+        </w:rPr>
+        <w:t>); // green</w:t>
       </w:r>
     </w:p>
     <w:p>
@@ -2679,8 +3336,19 @@
           <w:sz w:val="24"/>
           <w:szCs w:val="24"/>
         </w:rPr>
-        <w:t>Function Parameters Destructuring</w:t>
-      </w:r>
+        <w:t xml:space="preserve">Function Parameters </w:t>
+      </w:r>
+      <w:proofErr w:type="spellStart"/>
+      <w:r>
+        <w:rPr>
+          <w:b/>
+          <w:bCs/>
+          <w:sz w:val="24"/>
+          <w:szCs w:val="24"/>
+        </w:rPr>
+        <w:t>Destructuring</w:t>
+      </w:r>
+      <w:proofErr w:type="spellEnd"/>
     </w:p>
     <w:p>
       <w:pPr>
@@ -2709,7 +3377,23 @@
           <w:sz w:val="24"/>
           <w:szCs w:val="24"/>
         </w:rPr>
-        <w:t>function greet({ name, age }) {</w:t>
+        <w:t xml:space="preserve">function </w:t>
+      </w:r>
+      <w:proofErr w:type="gramStart"/>
+      <w:r>
+        <w:rPr>
+          <w:sz w:val="24"/>
+          <w:szCs w:val="24"/>
+        </w:rPr>
+        <w:t>greet(</w:t>
+      </w:r>
+      <w:proofErr w:type="gramEnd"/>
+      <w:r>
+        <w:rPr>
+          <w:sz w:val="24"/>
+          <w:szCs w:val="24"/>
+        </w:rPr>
+        <w:t>{ name, age }) {</w:t>
       </w:r>
     </w:p>
     <w:p>
@@ -2748,12 +3432,37 @@
         </w:rPr>
         <w:tab/>
       </w:r>
-      <w:r>
-        <w:rPr>
-          <w:sz w:val="24"/>
-          <w:szCs w:val="24"/>
-        </w:rPr>
-        <w:t>console.log(`Hello, ${name}. You are ${age} years old.`);</w:t>
+      <w:proofErr w:type="gramStart"/>
+      <w:r>
+        <w:rPr>
+          <w:sz w:val="24"/>
+          <w:szCs w:val="24"/>
+        </w:rPr>
+        <w:t>console.log(</w:t>
+      </w:r>
+      <w:proofErr w:type="gramEnd"/>
+      <w:r>
+        <w:rPr>
+          <w:sz w:val="24"/>
+          <w:szCs w:val="24"/>
+        </w:rPr>
+        <w:t xml:space="preserve">`Hello, ${name}. You are ${age} years </w:t>
+      </w:r>
+      <w:proofErr w:type="gramStart"/>
+      <w:r>
+        <w:rPr>
+          <w:sz w:val="24"/>
+          <w:szCs w:val="24"/>
+        </w:rPr>
+        <w:t>old.`</w:t>
+      </w:r>
+      <w:proofErr w:type="gramEnd"/>
+      <w:r>
+        <w:rPr>
+          <w:sz w:val="24"/>
+          <w:szCs w:val="24"/>
+        </w:rPr>
+        <w:t>);</w:t>
       </w:r>
     </w:p>
     <w:p>
@@ -2808,12 +3517,21 @@
         </w:rPr>
         <w:tab/>
       </w:r>
-      <w:r>
-        <w:rPr>
-          <w:sz w:val="24"/>
-          <w:szCs w:val="24"/>
-        </w:rPr>
-        <w:t>greet({ name: "Bob", age: 30 });</w:t>
+      <w:proofErr w:type="gramStart"/>
+      <w:r>
+        <w:rPr>
+          <w:sz w:val="24"/>
+          <w:szCs w:val="24"/>
+        </w:rPr>
+        <w:t>greet(</w:t>
+      </w:r>
+      <w:proofErr w:type="gramEnd"/>
+      <w:r>
+        <w:rPr>
+          <w:sz w:val="24"/>
+          <w:szCs w:val="24"/>
+        </w:rPr>
+        <w:t>{ name: "Bob", age: 30 });</w:t>
       </w:r>
     </w:p>
     <w:p>
@@ -2916,12 +3634,21 @@
         </w:rPr>
         <w:tab/>
       </w:r>
-      <w:r>
-        <w:rPr>
-          <w:sz w:val="24"/>
-          <w:szCs w:val="24"/>
-        </w:rPr>
-        <w:t>const name = "John";</w:t>
+      <w:proofErr w:type="spellStart"/>
+      <w:r>
+        <w:rPr>
+          <w:sz w:val="24"/>
+          <w:szCs w:val="24"/>
+        </w:rPr>
+        <w:t>const</w:t>
+      </w:r>
+      <w:proofErr w:type="spellEnd"/>
+      <w:r>
+        <w:rPr>
+          <w:sz w:val="24"/>
+          <w:szCs w:val="24"/>
+        </w:rPr>
+        <w:t xml:space="preserve"> name = "John";</w:t>
       </w:r>
     </w:p>
     <w:p>
@@ -2946,12 +3673,21 @@
         </w:rPr>
         <w:tab/>
       </w:r>
-      <w:r>
-        <w:rPr>
-          <w:sz w:val="24"/>
-          <w:szCs w:val="24"/>
-        </w:rPr>
-        <w:t>const age = 28;</w:t>
+      <w:proofErr w:type="spellStart"/>
+      <w:r>
+        <w:rPr>
+          <w:sz w:val="24"/>
+          <w:szCs w:val="24"/>
+        </w:rPr>
+        <w:t>const</w:t>
+      </w:r>
+      <w:proofErr w:type="spellEnd"/>
+      <w:r>
+        <w:rPr>
+          <w:sz w:val="24"/>
+          <w:szCs w:val="24"/>
+        </w:rPr>
+        <w:t xml:space="preserve"> age = 28;</w:t>
       </w:r>
     </w:p>
     <w:p>
@@ -2976,40 +3712,58 @@
         </w:rPr>
         <w:tab/>
       </w:r>
-      <w:r>
-        <w:rPr>
-          <w:sz w:val="24"/>
-          <w:szCs w:val="24"/>
-        </w:rPr>
-        <w:t xml:space="preserve">const message = `My name is ${name} and I am ${age} years </w:t>
-      </w:r>
-      <w:r>
-        <w:rPr>
-          <w:sz w:val="24"/>
-          <w:szCs w:val="24"/>
-        </w:rPr>
-        <w:tab/>
-      </w:r>
-      <w:r>
-        <w:rPr>
-          <w:sz w:val="24"/>
-          <w:szCs w:val="24"/>
-        </w:rPr>
-        <w:tab/>
-      </w:r>
-      <w:r>
-        <w:rPr>
-          <w:sz w:val="24"/>
-          <w:szCs w:val="24"/>
-        </w:rPr>
-        <w:tab/>
-      </w:r>
-      <w:r>
-        <w:rPr>
-          <w:sz w:val="24"/>
-          <w:szCs w:val="24"/>
-        </w:rPr>
-        <w:t>old.`;</w:t>
+      <w:proofErr w:type="spellStart"/>
+      <w:r>
+        <w:rPr>
+          <w:sz w:val="24"/>
+          <w:szCs w:val="24"/>
+        </w:rPr>
+        <w:t>const</w:t>
+      </w:r>
+      <w:proofErr w:type="spellEnd"/>
+      <w:r>
+        <w:rPr>
+          <w:sz w:val="24"/>
+          <w:szCs w:val="24"/>
+        </w:rPr>
+        <w:t xml:space="preserve"> message = `My name is ${name} and I am ${age} years </w:t>
+      </w:r>
+      <w:r>
+        <w:rPr>
+          <w:sz w:val="24"/>
+          <w:szCs w:val="24"/>
+        </w:rPr>
+        <w:tab/>
+      </w:r>
+      <w:r>
+        <w:rPr>
+          <w:sz w:val="24"/>
+          <w:szCs w:val="24"/>
+        </w:rPr>
+        <w:tab/>
+      </w:r>
+      <w:r>
+        <w:rPr>
+          <w:sz w:val="24"/>
+          <w:szCs w:val="24"/>
+        </w:rPr>
+        <w:tab/>
+      </w:r>
+      <w:proofErr w:type="gramStart"/>
+      <w:r>
+        <w:rPr>
+          <w:sz w:val="24"/>
+          <w:szCs w:val="24"/>
+        </w:rPr>
+        <w:t>old.`</w:t>
+      </w:r>
+      <w:proofErr w:type="gramEnd"/>
+      <w:r>
+        <w:rPr>
+          <w:sz w:val="24"/>
+          <w:szCs w:val="24"/>
+        </w:rPr>
+        <w:t>;</w:t>
       </w:r>
     </w:p>
     <w:p>
@@ -3139,12 +3893,37 @@
         </w:rPr>
         <w:tab/>
       </w:r>
-      <w:r>
-        <w:rPr>
-          <w:sz w:val="24"/>
-          <w:szCs w:val="24"/>
-        </w:rPr>
-        <w:t>const multiLine = `</w:t>
+      <w:proofErr w:type="spellStart"/>
+      <w:r>
+        <w:rPr>
+          <w:sz w:val="24"/>
+          <w:szCs w:val="24"/>
+        </w:rPr>
+        <w:t>const</w:t>
+      </w:r>
+      <w:proofErr w:type="spellEnd"/>
+      <w:r>
+        <w:rPr>
+          <w:sz w:val="24"/>
+          <w:szCs w:val="24"/>
+        </w:rPr>
+        <w:t xml:space="preserve"> </w:t>
+      </w:r>
+      <w:proofErr w:type="spellStart"/>
+      <w:r>
+        <w:rPr>
+          <w:sz w:val="24"/>
+          <w:szCs w:val="24"/>
+        </w:rPr>
+        <w:t>multiLine</w:t>
+      </w:r>
+      <w:proofErr w:type="spellEnd"/>
+      <w:r>
+        <w:rPr>
+          <w:sz w:val="24"/>
+          <w:szCs w:val="24"/>
+        </w:rPr>
+        <w:t xml:space="preserve"> = `</w:t>
       </w:r>
     </w:p>
     <w:p>
@@ -3335,7 +4114,23 @@
           <w:sz w:val="24"/>
           <w:szCs w:val="24"/>
         </w:rPr>
-        <w:t>console.log(multiLine);</w:t>
+        <w:t>console.log(</w:t>
+      </w:r>
+      <w:proofErr w:type="spellStart"/>
+      <w:r>
+        <w:rPr>
+          <w:sz w:val="24"/>
+          <w:szCs w:val="24"/>
+        </w:rPr>
+        <w:t>multiLine</w:t>
+      </w:r>
+      <w:proofErr w:type="spellEnd"/>
+      <w:r>
+        <w:rPr>
+          <w:sz w:val="24"/>
+          <w:szCs w:val="24"/>
+        </w:rPr>
+        <w:t>);</w:t>
       </w:r>
       <w:r>
         <w:rPr>
@@ -3495,12 +4290,21 @@
         </w:rPr>
         <w:tab/>
       </w:r>
-      <w:r>
-        <w:rPr>
-          <w:sz w:val="24"/>
-          <w:szCs w:val="24"/>
-        </w:rPr>
-        <w:t>const nums1 = [1, 2, 3];</w:t>
+      <w:proofErr w:type="spellStart"/>
+      <w:r>
+        <w:rPr>
+          <w:sz w:val="24"/>
+          <w:szCs w:val="24"/>
+        </w:rPr>
+        <w:t>const</w:t>
+      </w:r>
+      <w:proofErr w:type="spellEnd"/>
+      <w:r>
+        <w:rPr>
+          <w:sz w:val="24"/>
+          <w:szCs w:val="24"/>
+        </w:rPr>
+        <w:t xml:space="preserve"> nums1 = [1, 2, 3];</w:t>
       </w:r>
     </w:p>
     <w:p>
@@ -3525,12 +4329,21 @@
         </w:rPr>
         <w:tab/>
       </w:r>
-      <w:r>
-        <w:rPr>
-          <w:sz w:val="24"/>
-          <w:szCs w:val="24"/>
-        </w:rPr>
-        <w:t>const nums2 = [4, 5];</w:t>
+      <w:proofErr w:type="spellStart"/>
+      <w:r>
+        <w:rPr>
+          <w:sz w:val="24"/>
+          <w:szCs w:val="24"/>
+        </w:rPr>
+        <w:t>const</w:t>
+      </w:r>
+      <w:proofErr w:type="spellEnd"/>
+      <w:r>
+        <w:rPr>
+          <w:sz w:val="24"/>
+          <w:szCs w:val="24"/>
+        </w:rPr>
+        <w:t xml:space="preserve"> nums2 = [4, 5];</w:t>
       </w:r>
     </w:p>
     <w:p>
@@ -3555,12 +4368,21 @@
         </w:rPr>
         <w:tab/>
       </w:r>
-      <w:r>
-        <w:rPr>
-          <w:sz w:val="24"/>
-          <w:szCs w:val="24"/>
-        </w:rPr>
-        <w:t>const combined = [...nums1, ...nums2];</w:t>
+      <w:proofErr w:type="spellStart"/>
+      <w:r>
+        <w:rPr>
+          <w:sz w:val="24"/>
+          <w:szCs w:val="24"/>
+        </w:rPr>
+        <w:t>const</w:t>
+      </w:r>
+      <w:proofErr w:type="spellEnd"/>
+      <w:r>
+        <w:rPr>
+          <w:sz w:val="24"/>
+          <w:szCs w:val="24"/>
+        </w:rPr>
+        <w:t xml:space="preserve"> combined = [...nums1, ...nums2];</w:t>
       </w:r>
     </w:p>
     <w:p>
@@ -3590,7 +4412,23 @@
           <w:sz w:val="24"/>
           <w:szCs w:val="24"/>
         </w:rPr>
-        <w:t>console.log(combined);  // [1, 2, 3, 4, 5]</w:t>
+        <w:t>console.log(combined</w:t>
+      </w:r>
+      <w:proofErr w:type="gramStart"/>
+      <w:r>
+        <w:rPr>
+          <w:sz w:val="24"/>
+          <w:szCs w:val="24"/>
+        </w:rPr>
+        <w:t>);  /</w:t>
+      </w:r>
+      <w:proofErr w:type="gramEnd"/>
+      <w:r>
+        <w:rPr>
+          <w:sz w:val="24"/>
+          <w:szCs w:val="24"/>
+        </w:rPr>
+        <w:t>/ [1, 2, 3, 4, 5]</w:t>
       </w:r>
     </w:p>
     <w:p>
@@ -3648,12 +4486,37 @@
         </w:rPr>
         <w:tab/>
       </w:r>
-      <w:r>
-        <w:rPr>
-          <w:sz w:val="24"/>
-          <w:szCs w:val="24"/>
-        </w:rPr>
-        <w:t>const obj1 = { a: 1, b: 2 };</w:t>
+      <w:proofErr w:type="spellStart"/>
+      <w:r>
+        <w:rPr>
+          <w:sz w:val="24"/>
+          <w:szCs w:val="24"/>
+        </w:rPr>
+        <w:t>const</w:t>
+      </w:r>
+      <w:proofErr w:type="spellEnd"/>
+      <w:r>
+        <w:rPr>
+          <w:sz w:val="24"/>
+          <w:szCs w:val="24"/>
+        </w:rPr>
+        <w:t xml:space="preserve"> obj1 = </w:t>
+      </w:r>
+      <w:proofErr w:type="gramStart"/>
+      <w:r>
+        <w:rPr>
+          <w:sz w:val="24"/>
+          <w:szCs w:val="24"/>
+        </w:rPr>
+        <w:t>{ a</w:t>
+      </w:r>
+      <w:proofErr w:type="gramEnd"/>
+      <w:r>
+        <w:rPr>
+          <w:sz w:val="24"/>
+          <w:szCs w:val="24"/>
+        </w:rPr>
+        <w:t>: 1, b: 2 };</w:t>
       </w:r>
     </w:p>
     <w:p>
@@ -3678,12 +4541,37 @@
         </w:rPr>
         <w:tab/>
       </w:r>
-      <w:r>
-        <w:rPr>
-          <w:sz w:val="24"/>
-          <w:szCs w:val="24"/>
-        </w:rPr>
-        <w:t>const obj2 = { c: 3 };</w:t>
+      <w:proofErr w:type="spellStart"/>
+      <w:r>
+        <w:rPr>
+          <w:sz w:val="24"/>
+          <w:szCs w:val="24"/>
+        </w:rPr>
+        <w:t>const</w:t>
+      </w:r>
+      <w:proofErr w:type="spellEnd"/>
+      <w:r>
+        <w:rPr>
+          <w:sz w:val="24"/>
+          <w:szCs w:val="24"/>
+        </w:rPr>
+        <w:t xml:space="preserve"> obj2 = </w:t>
+      </w:r>
+      <w:proofErr w:type="gramStart"/>
+      <w:r>
+        <w:rPr>
+          <w:sz w:val="24"/>
+          <w:szCs w:val="24"/>
+        </w:rPr>
+        <w:t>{ c</w:t>
+      </w:r>
+      <w:proofErr w:type="gramEnd"/>
+      <w:r>
+        <w:rPr>
+          <w:sz w:val="24"/>
+          <w:szCs w:val="24"/>
+        </w:rPr>
+        <w:t>: 3 };</w:t>
       </w:r>
     </w:p>
     <w:p>
@@ -3708,12 +4596,37 @@
         </w:rPr>
         <w:tab/>
       </w:r>
-      <w:r>
-        <w:rPr>
-          <w:sz w:val="24"/>
-          <w:szCs w:val="24"/>
-        </w:rPr>
-        <w:t>const merged = { ...obj1, ...obj2 };</w:t>
+      <w:proofErr w:type="spellStart"/>
+      <w:r>
+        <w:rPr>
+          <w:sz w:val="24"/>
+          <w:szCs w:val="24"/>
+        </w:rPr>
+        <w:t>const</w:t>
+      </w:r>
+      <w:proofErr w:type="spellEnd"/>
+      <w:r>
+        <w:rPr>
+          <w:sz w:val="24"/>
+          <w:szCs w:val="24"/>
+        </w:rPr>
+        <w:t xml:space="preserve"> merged = </w:t>
+      </w:r>
+      <w:proofErr w:type="gramStart"/>
+      <w:r>
+        <w:rPr>
+          <w:sz w:val="24"/>
+          <w:szCs w:val="24"/>
+        </w:rPr>
+        <w:t>{ ...</w:t>
+      </w:r>
+      <w:proofErr w:type="gramEnd"/>
+      <w:r>
+        <w:rPr>
+          <w:sz w:val="24"/>
+          <w:szCs w:val="24"/>
+        </w:rPr>
+        <w:t>obj1, ...obj2 };</w:t>
       </w:r>
     </w:p>
     <w:p>
@@ -3743,7 +4656,23 @@
           <w:sz w:val="24"/>
           <w:szCs w:val="24"/>
         </w:rPr>
-        <w:t>console.log(merged);  // { a: 1, b: 2, c: 3 }</w:t>
+        <w:t>console.log(merged</w:t>
+      </w:r>
+      <w:proofErr w:type="gramStart"/>
+      <w:r>
+        <w:rPr>
+          <w:sz w:val="24"/>
+          <w:szCs w:val="24"/>
+        </w:rPr>
+        <w:t>);  /</w:t>
+      </w:r>
+      <w:proofErr w:type="gramEnd"/>
+      <w:r>
+        <w:rPr>
+          <w:sz w:val="24"/>
+          <w:szCs w:val="24"/>
+        </w:rPr>
+        <w:t>/ { a: 1, b: 2, c: 3 }</w:t>
       </w:r>
     </w:p>
     <w:p>
@@ -3853,7 +4782,23 @@
           <w:sz w:val="24"/>
           <w:szCs w:val="24"/>
         </w:rPr>
-        <w:t>function sum(...numbers) {</w:t>
+        <w:t xml:space="preserve">function </w:t>
+      </w:r>
+      <w:proofErr w:type="gramStart"/>
+      <w:r>
+        <w:rPr>
+          <w:sz w:val="24"/>
+          <w:szCs w:val="24"/>
+        </w:rPr>
+        <w:t>sum(</w:t>
+      </w:r>
+      <w:proofErr w:type="gramEnd"/>
+      <w:r>
+        <w:rPr>
+          <w:sz w:val="24"/>
+          <w:szCs w:val="24"/>
+        </w:rPr>
+        <w:t>...numbers) {</w:t>
       </w:r>
     </w:p>
     <w:p>
@@ -3897,7 +4842,89 @@
           <w:sz w:val="24"/>
           <w:szCs w:val="24"/>
         </w:rPr>
-        <w:t>return numbers.reduce((acc, curr) =&gt; acc + curr, 0);</w:t>
+        <w:t xml:space="preserve">return </w:t>
+      </w:r>
+      <w:proofErr w:type="spellStart"/>
+      <w:proofErr w:type="gramStart"/>
+      <w:r>
+        <w:rPr>
+          <w:sz w:val="24"/>
+          <w:szCs w:val="24"/>
+        </w:rPr>
+        <w:t>numbers.reduce</w:t>
+      </w:r>
+      <w:proofErr w:type="spellEnd"/>
+      <w:proofErr w:type="gramEnd"/>
+      <w:r>
+        <w:rPr>
+          <w:sz w:val="24"/>
+          <w:szCs w:val="24"/>
+        </w:rPr>
+        <w:t>((</w:t>
+      </w:r>
+      <w:proofErr w:type="spellStart"/>
+      <w:r>
+        <w:rPr>
+          <w:sz w:val="24"/>
+          <w:szCs w:val="24"/>
+        </w:rPr>
+        <w:t>acc</w:t>
+      </w:r>
+      <w:proofErr w:type="spellEnd"/>
+      <w:r>
+        <w:rPr>
+          <w:sz w:val="24"/>
+          <w:szCs w:val="24"/>
+        </w:rPr>
+        <w:t xml:space="preserve">, </w:t>
+      </w:r>
+      <w:proofErr w:type="spellStart"/>
+      <w:r>
+        <w:rPr>
+          <w:sz w:val="24"/>
+          <w:szCs w:val="24"/>
+        </w:rPr>
+        <w:t>curr</w:t>
+      </w:r>
+      <w:proofErr w:type="spellEnd"/>
+      <w:r>
+        <w:rPr>
+          <w:sz w:val="24"/>
+          <w:szCs w:val="24"/>
+        </w:rPr>
+        <w:t xml:space="preserve">) =&gt; </w:t>
+      </w:r>
+      <w:proofErr w:type="spellStart"/>
+      <w:r>
+        <w:rPr>
+          <w:sz w:val="24"/>
+          <w:szCs w:val="24"/>
+        </w:rPr>
+        <w:t>acc</w:t>
+      </w:r>
+      <w:proofErr w:type="spellEnd"/>
+      <w:r>
+        <w:rPr>
+          <w:sz w:val="24"/>
+          <w:szCs w:val="24"/>
+        </w:rPr>
+        <w:t xml:space="preserve"> + </w:t>
+      </w:r>
+      <w:proofErr w:type="spellStart"/>
+      <w:r>
+        <w:rPr>
+          <w:sz w:val="24"/>
+          <w:szCs w:val="24"/>
+        </w:rPr>
+        <w:t>curr</w:t>
+      </w:r>
+      <w:proofErr w:type="spellEnd"/>
+      <w:r>
+        <w:rPr>
+          <w:sz w:val="24"/>
+          <w:szCs w:val="24"/>
+        </w:rPr>
+        <w:t>, 0);</w:t>
       </w:r>
     </w:p>
     <w:p>
@@ -3961,12 +4988,21 @@
         </w:rPr>
         <w:tab/>
       </w:r>
-      <w:r>
-        <w:rPr>
-          <w:sz w:val="24"/>
-          <w:szCs w:val="24"/>
-        </w:rPr>
-        <w:t>console.log(sum(1, 2, 3, 4));  // 10</w:t>
+      <w:proofErr w:type="gramStart"/>
+      <w:r>
+        <w:rPr>
+          <w:sz w:val="24"/>
+          <w:szCs w:val="24"/>
+        </w:rPr>
+        <w:t>console.log(</w:t>
+      </w:r>
+      <w:proofErr w:type="gramEnd"/>
+      <w:r>
+        <w:rPr>
+          <w:sz w:val="24"/>
+          <w:szCs w:val="24"/>
+        </w:rPr>
+        <w:t>sum(1, 2, 3, 4));  // 10</w:t>
       </w:r>
     </w:p>
     <w:p>
@@ -3995,8 +5031,19 @@
           <w:sz w:val="24"/>
           <w:szCs w:val="24"/>
         </w:rPr>
-        <w:t>Rest in Destructuring</w:t>
-      </w:r>
+        <w:t xml:space="preserve">Rest in </w:t>
+      </w:r>
+      <w:proofErr w:type="spellStart"/>
+      <w:r>
+        <w:rPr>
+          <w:b/>
+          <w:bCs/>
+          <w:sz w:val="24"/>
+          <w:szCs w:val="24"/>
+        </w:rPr>
+        <w:t>Destructuring</w:t>
+      </w:r>
+      <w:proofErr w:type="spellEnd"/>
     </w:p>
     <w:p>
       <w:pPr>
@@ -4024,12 +5071,37 @@
         </w:rPr>
         <w:tab/>
       </w:r>
-      <w:r>
-        <w:rPr>
-          <w:sz w:val="24"/>
-          <w:szCs w:val="24"/>
-        </w:rPr>
-        <w:t>const { a, ...rest } = { a: 1, b: 2, c: 3 };</w:t>
+      <w:proofErr w:type="spellStart"/>
+      <w:r>
+        <w:rPr>
+          <w:sz w:val="24"/>
+          <w:szCs w:val="24"/>
+        </w:rPr>
+        <w:t>const</w:t>
+      </w:r>
+      <w:proofErr w:type="spellEnd"/>
+      <w:r>
+        <w:rPr>
+          <w:sz w:val="24"/>
+          <w:szCs w:val="24"/>
+        </w:rPr>
+        <w:t xml:space="preserve"> </w:t>
+      </w:r>
+      <w:proofErr w:type="gramStart"/>
+      <w:r>
+        <w:rPr>
+          <w:sz w:val="24"/>
+          <w:szCs w:val="24"/>
+        </w:rPr>
+        <w:t>{ a</w:t>
+      </w:r>
+      <w:proofErr w:type="gramEnd"/>
+      <w:r>
+        <w:rPr>
+          <w:sz w:val="24"/>
+          <w:szCs w:val="24"/>
+        </w:rPr>
+        <w:t>, ...rest } = { a: 1, b: 2, c: 3 };</w:t>
       </w:r>
     </w:p>
     <w:p>
@@ -4059,7 +5131,23 @@
           <w:sz w:val="24"/>
           <w:szCs w:val="24"/>
         </w:rPr>
-        <w:t>console.log(a);    // 1</w:t>
+        <w:t>console.log(a</w:t>
+      </w:r>
+      <w:proofErr w:type="gramStart"/>
+      <w:r>
+        <w:rPr>
+          <w:sz w:val="24"/>
+          <w:szCs w:val="24"/>
+        </w:rPr>
+        <w:t xml:space="preserve">);   </w:t>
+      </w:r>
+      <w:proofErr w:type="gramEnd"/>
+      <w:r>
+        <w:rPr>
+          <w:sz w:val="24"/>
+          <w:szCs w:val="24"/>
+        </w:rPr>
+        <w:t xml:space="preserve"> // 1</w:t>
       </w:r>
     </w:p>
     <w:p>
@@ -4089,7 +5177,23 @@
           <w:sz w:val="24"/>
           <w:szCs w:val="24"/>
         </w:rPr>
-        <w:t>console.log(rest); // { b: 2, c: 3 }</w:t>
+        <w:t xml:space="preserve">console.log(rest); // </w:t>
+      </w:r>
+      <w:proofErr w:type="gramStart"/>
+      <w:r>
+        <w:rPr>
+          <w:sz w:val="24"/>
+          <w:szCs w:val="24"/>
+        </w:rPr>
+        <w:t>{ b</w:t>
+      </w:r>
+      <w:proofErr w:type="gramEnd"/>
+      <w:r>
+        <w:rPr>
+          <w:sz w:val="24"/>
+          <w:szCs w:val="24"/>
+        </w:rPr>
+        <w:t>: 2, c: 3 }</w:t>
       </w:r>
     </w:p>
     <w:p>
@@ -4366,7 +5470,23 @@
           <w:sz w:val="24"/>
           <w:szCs w:val="24"/>
         </w:rPr>
-        <w:t>function fetchData(callback) {</w:t>
+        <w:t xml:space="preserve">function </w:t>
+      </w:r>
+      <w:proofErr w:type="spellStart"/>
+      <w:r>
+        <w:rPr>
+          <w:sz w:val="24"/>
+          <w:szCs w:val="24"/>
+        </w:rPr>
+        <w:t>fetchData</w:t>
+      </w:r>
+      <w:proofErr w:type="spellEnd"/>
+      <w:r>
+        <w:rPr>
+          <w:sz w:val="24"/>
+          <w:szCs w:val="24"/>
+        </w:rPr>
+        <w:t>(callback) {</w:t>
       </w:r>
     </w:p>
     <w:p>
@@ -4390,12 +5510,30 @@
         </w:rPr>
         <w:tab/>
       </w:r>
-      <w:r>
-        <w:rPr>
-          <w:sz w:val="24"/>
-          <w:szCs w:val="24"/>
-        </w:rPr>
-        <w:t>setTimeout(() =&gt; {</w:t>
+      <w:proofErr w:type="spellStart"/>
+      <w:proofErr w:type="gramStart"/>
+      <w:r>
+        <w:rPr>
+          <w:sz w:val="24"/>
+          <w:szCs w:val="24"/>
+        </w:rPr>
+        <w:t>setTimeout</w:t>
+      </w:r>
+      <w:proofErr w:type="spellEnd"/>
+      <w:r>
+        <w:rPr>
+          <w:sz w:val="24"/>
+          <w:szCs w:val="24"/>
+        </w:rPr>
+        <w:t>(</w:t>
+      </w:r>
+      <w:proofErr w:type="gramEnd"/>
+      <w:r>
+        <w:rPr>
+          <w:sz w:val="24"/>
+          <w:szCs w:val="24"/>
+        </w:rPr>
+        <w:t>() =&gt; {</w:t>
       </w:r>
     </w:p>
     <w:p>
@@ -4419,12 +5557,21 @@
         </w:rPr>
         <w:tab/>
       </w:r>
-      <w:r>
-        <w:rPr>
-          <w:sz w:val="24"/>
-          <w:szCs w:val="24"/>
-        </w:rPr>
-        <w:t>callback("Data loaded");</w:t>
+      <w:proofErr w:type="gramStart"/>
+      <w:r>
+        <w:rPr>
+          <w:sz w:val="24"/>
+          <w:szCs w:val="24"/>
+        </w:rPr>
+        <w:t>callback(</w:t>
+      </w:r>
+      <w:proofErr w:type="gramEnd"/>
+      <w:r>
+        <w:rPr>
+          <w:sz w:val="24"/>
+          <w:szCs w:val="24"/>
+        </w:rPr>
+        <w:t>"Data loaded");</w:t>
       </w:r>
     </w:p>
     <w:p>
@@ -4500,12 +5647,21 @@
         </w:rPr>
         <w:tab/>
       </w:r>
-      <w:r>
-        <w:rPr>
-          <w:sz w:val="24"/>
-          <w:szCs w:val="24"/>
-        </w:rPr>
-        <w:t>fetchData((result) =&gt; {</w:t>
+      <w:proofErr w:type="spellStart"/>
+      <w:r>
+        <w:rPr>
+          <w:sz w:val="24"/>
+          <w:szCs w:val="24"/>
+        </w:rPr>
+        <w:t>fetchData</w:t>
+      </w:r>
+      <w:proofErr w:type="spellEnd"/>
+      <w:r>
+        <w:rPr>
+          <w:sz w:val="24"/>
+          <w:szCs w:val="24"/>
+        </w:rPr>
+        <w:t>((result) =&gt; {</w:t>
       </w:r>
     </w:p>
     <w:p>
@@ -4534,7 +5690,23 @@
           <w:sz w:val="24"/>
           <w:szCs w:val="24"/>
         </w:rPr>
-        <w:t>console.log(result);  // Output after 2 sec: Data loaded</w:t>
+        <w:t>console.log(result</w:t>
+      </w:r>
+      <w:proofErr w:type="gramStart"/>
+      <w:r>
+        <w:rPr>
+          <w:sz w:val="24"/>
+          <w:szCs w:val="24"/>
+        </w:rPr>
+        <w:t>);  /</w:t>
+      </w:r>
+      <w:proofErr w:type="gramEnd"/>
+      <w:r>
+        <w:rPr>
+          <w:sz w:val="24"/>
+          <w:szCs w:val="24"/>
+        </w:rPr>
+        <w:t>/ Output after 2 sec: Data loaded</w:t>
       </w:r>
     </w:p>
     <w:p>
@@ -4602,7 +5774,23 @@
           <w:sz w:val="24"/>
           <w:szCs w:val="24"/>
         </w:rPr>
-        <w:t>: nesting too many callbacks leads to messy code</w:t>
+        <w:t xml:space="preserve">: nesting too many callbacks </w:t>
+      </w:r>
+      <w:proofErr w:type="gramStart"/>
+      <w:r>
+        <w:rPr>
+          <w:sz w:val="24"/>
+          <w:szCs w:val="24"/>
+        </w:rPr>
+        <w:t>leads</w:t>
+      </w:r>
+      <w:proofErr w:type="gramEnd"/>
+      <w:r>
+        <w:rPr>
+          <w:sz w:val="24"/>
+          <w:szCs w:val="24"/>
+        </w:rPr>
+        <w:t xml:space="preserve"> to messy code</w:t>
       </w:r>
     </w:p>
     <w:p>
@@ -4779,7 +5967,32 @@
           <w:sz w:val="24"/>
           <w:szCs w:val="24"/>
         </w:rPr>
-        <w:t>function fetchData() {</w:t>
+        <w:t xml:space="preserve">function </w:t>
+      </w:r>
+      <w:proofErr w:type="spellStart"/>
+      <w:proofErr w:type="gramStart"/>
+      <w:r>
+        <w:rPr>
+          <w:sz w:val="24"/>
+          <w:szCs w:val="24"/>
+        </w:rPr>
+        <w:t>fetchData</w:t>
+      </w:r>
+      <w:proofErr w:type="spellEnd"/>
+      <w:r>
+        <w:rPr>
+          <w:sz w:val="24"/>
+          <w:szCs w:val="24"/>
+        </w:rPr>
+        <w:t>(</w:t>
+      </w:r>
+      <w:proofErr w:type="gramEnd"/>
+      <w:r>
+        <w:rPr>
+          <w:sz w:val="24"/>
+          <w:szCs w:val="24"/>
+        </w:rPr>
+        <w:t>) {</w:t>
       </w:r>
     </w:p>
     <w:p>
@@ -4816,7 +6029,23 @@
           <w:sz w:val="24"/>
           <w:szCs w:val="24"/>
         </w:rPr>
-        <w:t>return new Promise((resolve, reject) =&gt; {</w:t>
+        <w:t xml:space="preserve">return new </w:t>
+      </w:r>
+      <w:proofErr w:type="gramStart"/>
+      <w:r>
+        <w:rPr>
+          <w:sz w:val="24"/>
+          <w:szCs w:val="24"/>
+        </w:rPr>
+        <w:t>Promise(</w:t>
+      </w:r>
+      <w:proofErr w:type="gramEnd"/>
+      <w:r>
+        <w:rPr>
+          <w:sz w:val="24"/>
+          <w:szCs w:val="24"/>
+        </w:rPr>
+        <w:t>(resolve, reject) =&gt; {</w:t>
       </w:r>
     </w:p>
     <w:p>
@@ -4840,12 +6069,30 @@
         </w:rPr>
         <w:tab/>
       </w:r>
-      <w:r>
-        <w:rPr>
-          <w:sz w:val="24"/>
-          <w:szCs w:val="24"/>
-        </w:rPr>
-        <w:t>setTimeout(() =&gt; {</w:t>
+      <w:proofErr w:type="spellStart"/>
+      <w:proofErr w:type="gramStart"/>
+      <w:r>
+        <w:rPr>
+          <w:sz w:val="24"/>
+          <w:szCs w:val="24"/>
+        </w:rPr>
+        <w:t>setTimeout</w:t>
+      </w:r>
+      <w:proofErr w:type="spellEnd"/>
+      <w:r>
+        <w:rPr>
+          <w:sz w:val="24"/>
+          <w:szCs w:val="24"/>
+        </w:rPr>
+        <w:t>(</w:t>
+      </w:r>
+      <w:proofErr w:type="gramEnd"/>
+      <w:r>
+        <w:rPr>
+          <w:sz w:val="24"/>
+          <w:szCs w:val="24"/>
+        </w:rPr>
+        <w:t>() =&gt; {</w:t>
       </w:r>
     </w:p>
     <w:p>
@@ -4869,12 +6116,21 @@
         </w:rPr>
         <w:tab/>
       </w:r>
-      <w:r>
-        <w:rPr>
-          <w:sz w:val="24"/>
-          <w:szCs w:val="24"/>
-        </w:rPr>
-        <w:t>resolve("Data loaded");</w:t>
+      <w:proofErr w:type="gramStart"/>
+      <w:r>
+        <w:rPr>
+          <w:sz w:val="24"/>
+          <w:szCs w:val="24"/>
+        </w:rPr>
+        <w:t>resolve(</w:t>
+      </w:r>
+      <w:proofErr w:type="gramEnd"/>
+      <w:r>
+        <w:rPr>
+          <w:sz w:val="24"/>
+          <w:szCs w:val="24"/>
+        </w:rPr>
+        <w:t>"Data loaded");</w:t>
       </w:r>
     </w:p>
     <w:p>
@@ -4971,12 +6227,37 @@
         </w:rPr>
         <w:tab/>
       </w:r>
-      <w:r>
-        <w:rPr>
-          <w:sz w:val="24"/>
-          <w:szCs w:val="24"/>
-        </w:rPr>
-        <w:t>fetchData().then((data) =&gt; {</w:t>
+      <w:proofErr w:type="spellStart"/>
+      <w:r>
+        <w:rPr>
+          <w:sz w:val="24"/>
+          <w:szCs w:val="24"/>
+        </w:rPr>
+        <w:t>fetchData</w:t>
+      </w:r>
+      <w:proofErr w:type="spellEnd"/>
+      <w:r>
+        <w:rPr>
+          <w:sz w:val="24"/>
+          <w:szCs w:val="24"/>
+        </w:rPr>
+        <w:t>(</w:t>
+      </w:r>
+      <w:proofErr w:type="gramStart"/>
+      <w:r>
+        <w:rPr>
+          <w:sz w:val="24"/>
+          <w:szCs w:val="24"/>
+        </w:rPr>
+        <w:t>).then</w:t>
+      </w:r>
+      <w:proofErr w:type="gramEnd"/>
+      <w:r>
+        <w:rPr>
+          <w:sz w:val="24"/>
+          <w:szCs w:val="24"/>
+        </w:rPr>
+        <w:t>((data) =&gt; {</w:t>
       </w:r>
     </w:p>
     <w:p>
@@ -5005,29 +6286,61 @@
           <w:sz w:val="24"/>
           <w:szCs w:val="24"/>
         </w:rPr>
-        <w:t>console.log(data);  // Output: Data loaded</w:t>
-      </w:r>
-    </w:p>
-    <w:p>
-      <w:pPr>
-        <w:rPr>
-          <w:sz w:val="24"/>
-          <w:szCs w:val="24"/>
-        </w:rPr>
-      </w:pPr>
-      <w:r>
-        <w:rPr>
-          <w:sz w:val="24"/>
-          <w:szCs w:val="24"/>
-        </w:rPr>
-        <w:tab/>
-      </w:r>
-      <w:r>
-        <w:rPr>
-          <w:sz w:val="24"/>
-          <w:szCs w:val="24"/>
-        </w:rPr>
-        <w:t>}).catch((err) =&gt; {</w:t>
+        <w:t>console.log(data</w:t>
+      </w:r>
+      <w:proofErr w:type="gramStart"/>
+      <w:r>
+        <w:rPr>
+          <w:sz w:val="24"/>
+          <w:szCs w:val="24"/>
+        </w:rPr>
+        <w:t>);  /</w:t>
+      </w:r>
+      <w:proofErr w:type="gramEnd"/>
+      <w:r>
+        <w:rPr>
+          <w:sz w:val="24"/>
+          <w:szCs w:val="24"/>
+        </w:rPr>
+        <w:t>/ Output: Data loaded</w:t>
+      </w:r>
+    </w:p>
+    <w:p>
+      <w:pPr>
+        <w:rPr>
+          <w:sz w:val="24"/>
+          <w:szCs w:val="24"/>
+        </w:rPr>
+      </w:pPr>
+      <w:r>
+        <w:rPr>
+          <w:sz w:val="24"/>
+          <w:szCs w:val="24"/>
+        </w:rPr>
+        <w:tab/>
+      </w:r>
+      <w:r>
+        <w:rPr>
+          <w:sz w:val="24"/>
+          <w:szCs w:val="24"/>
+        </w:rPr>
+        <w:t>}</w:t>
+      </w:r>
+      <w:proofErr w:type="gramStart"/>
+      <w:r>
+        <w:rPr>
+          <w:sz w:val="24"/>
+          <w:szCs w:val="24"/>
+        </w:rPr>
+        <w:t>).catch</w:t>
+      </w:r>
+      <w:proofErr w:type="gramEnd"/>
+      <w:r>
+        <w:rPr>
+          <w:sz w:val="24"/>
+          <w:szCs w:val="24"/>
+        </w:rPr>
+        <w:t>((err) =&gt; {</w:t>
       </w:r>
     </w:p>
     <w:p>
@@ -5051,12 +6364,23 @@
         </w:rPr>
         <w:tab/>
       </w:r>
-      <w:r>
-        <w:rPr>
-          <w:sz w:val="24"/>
-          <w:szCs w:val="24"/>
-        </w:rPr>
-        <w:t>console.error(err);</w:t>
+      <w:proofErr w:type="spellStart"/>
+      <w:proofErr w:type="gramStart"/>
+      <w:r>
+        <w:rPr>
+          <w:sz w:val="24"/>
+          <w:szCs w:val="24"/>
+        </w:rPr>
+        <w:t>console.error</w:t>
+      </w:r>
+      <w:proofErr w:type="spellEnd"/>
+      <w:proofErr w:type="gramEnd"/>
+      <w:r>
+        <w:rPr>
+          <w:sz w:val="24"/>
+          <w:szCs w:val="24"/>
+        </w:rPr>
+        <w:t>(err);</w:t>
       </w:r>
     </w:p>
     <w:p>
@@ -5161,7 +6485,32 @@
           <w:sz w:val="24"/>
           <w:szCs w:val="24"/>
         </w:rPr>
-        <w:t>function fetchData() {</w:t>
+        <w:t xml:space="preserve">function </w:t>
+      </w:r>
+      <w:proofErr w:type="spellStart"/>
+      <w:proofErr w:type="gramStart"/>
+      <w:r>
+        <w:rPr>
+          <w:sz w:val="24"/>
+          <w:szCs w:val="24"/>
+        </w:rPr>
+        <w:t>fetchData</w:t>
+      </w:r>
+      <w:proofErr w:type="spellEnd"/>
+      <w:r>
+        <w:rPr>
+          <w:sz w:val="24"/>
+          <w:szCs w:val="24"/>
+        </w:rPr>
+        <w:t>(</w:t>
+      </w:r>
+      <w:proofErr w:type="gramEnd"/>
+      <w:r>
+        <w:rPr>
+          <w:sz w:val="24"/>
+          <w:szCs w:val="24"/>
+        </w:rPr>
+        <w:t>) {</w:t>
       </w:r>
     </w:p>
     <w:p>
@@ -5214,12 +6563,30 @@
         </w:rPr>
         <w:tab/>
       </w:r>
-      <w:r>
-        <w:rPr>
-          <w:sz w:val="24"/>
-          <w:szCs w:val="24"/>
-        </w:rPr>
-        <w:t>setTimeout(() =&gt; resolve("Data loaded"), 2000);</w:t>
+      <w:proofErr w:type="spellStart"/>
+      <w:proofErr w:type="gramStart"/>
+      <w:r>
+        <w:rPr>
+          <w:sz w:val="24"/>
+          <w:szCs w:val="24"/>
+        </w:rPr>
+        <w:t>setTimeout</w:t>
+      </w:r>
+      <w:proofErr w:type="spellEnd"/>
+      <w:r>
+        <w:rPr>
+          <w:sz w:val="24"/>
+          <w:szCs w:val="24"/>
+        </w:rPr>
+        <w:t>(</w:t>
+      </w:r>
+      <w:proofErr w:type="gramEnd"/>
+      <w:r>
+        <w:rPr>
+          <w:sz w:val="24"/>
+          <w:szCs w:val="24"/>
+        </w:rPr>
+        <w:t>() =&gt; resolve("Data loaded"), 2000);</w:t>
       </w:r>
     </w:p>
     <w:p>
@@ -5300,7 +6667,23 @@
           <w:sz w:val="24"/>
           <w:szCs w:val="24"/>
         </w:rPr>
-        <w:t>async function process() {</w:t>
+        <w:t xml:space="preserve">async function </w:t>
+      </w:r>
+      <w:proofErr w:type="gramStart"/>
+      <w:r>
+        <w:rPr>
+          <w:sz w:val="24"/>
+          <w:szCs w:val="24"/>
+        </w:rPr>
+        <w:t>process(</w:t>
+      </w:r>
+      <w:proofErr w:type="gramEnd"/>
+      <w:r>
+        <w:rPr>
+          <w:sz w:val="24"/>
+          <w:szCs w:val="24"/>
+        </w:rPr>
+        <w:t>) {</w:t>
       </w:r>
     </w:p>
     <w:p>
@@ -5324,12 +6707,46 @@
         </w:rPr>
         <w:tab/>
       </w:r>
-      <w:r>
-        <w:rPr>
-          <w:sz w:val="24"/>
-          <w:szCs w:val="24"/>
-        </w:rPr>
-        <w:t>const data = await fetchData();</w:t>
+      <w:proofErr w:type="spellStart"/>
+      <w:r>
+        <w:rPr>
+          <w:sz w:val="24"/>
+          <w:szCs w:val="24"/>
+        </w:rPr>
+        <w:t>const</w:t>
+      </w:r>
+      <w:proofErr w:type="spellEnd"/>
+      <w:r>
+        <w:rPr>
+          <w:sz w:val="24"/>
+          <w:szCs w:val="24"/>
+        </w:rPr>
+        <w:t xml:space="preserve"> data = await </w:t>
+      </w:r>
+      <w:proofErr w:type="spellStart"/>
+      <w:proofErr w:type="gramStart"/>
+      <w:r>
+        <w:rPr>
+          <w:sz w:val="24"/>
+          <w:szCs w:val="24"/>
+        </w:rPr>
+        <w:t>fetchData</w:t>
+      </w:r>
+      <w:proofErr w:type="spellEnd"/>
+      <w:r>
+        <w:rPr>
+          <w:sz w:val="24"/>
+          <w:szCs w:val="24"/>
+        </w:rPr>
+        <w:t>(</w:t>
+      </w:r>
+      <w:proofErr w:type="gramEnd"/>
+      <w:r>
+        <w:rPr>
+          <w:sz w:val="24"/>
+          <w:szCs w:val="24"/>
+        </w:rPr>
+        <w:t>);</w:t>
       </w:r>
     </w:p>
     <w:p>
@@ -5399,12 +6816,21 @@
         </w:rPr>
         <w:tab/>
       </w:r>
-      <w:r>
-        <w:rPr>
-          <w:sz w:val="24"/>
-          <w:szCs w:val="24"/>
-        </w:rPr>
-        <w:t>process();</w:t>
+      <w:proofErr w:type="gramStart"/>
+      <w:r>
+        <w:rPr>
+          <w:sz w:val="24"/>
+          <w:szCs w:val="24"/>
+        </w:rPr>
+        <w:t>process(</w:t>
+      </w:r>
+      <w:proofErr w:type="gramEnd"/>
+      <w:r>
+        <w:rPr>
+          <w:sz w:val="24"/>
+          <w:szCs w:val="24"/>
+        </w:rPr>
+        <w:t>);</w:t>
       </w:r>
     </w:p>
     <w:p>
@@ -5766,7 +7192,23 @@
           <w:sz w:val="24"/>
           <w:szCs w:val="24"/>
         </w:rPr>
-        <w:t>This is perfect for AWS Lambda, where waiting blocks CPU time and costs money.</w:t>
+        <w:t xml:space="preserve">This is perfect for AWS Lambda, </w:t>
+      </w:r>
+      <w:proofErr w:type="gramStart"/>
+      <w:r>
+        <w:rPr>
+          <w:sz w:val="24"/>
+          <w:szCs w:val="24"/>
+        </w:rPr>
+        <w:t>where</w:t>
+      </w:r>
+      <w:proofErr w:type="gramEnd"/>
+      <w:r>
+        <w:rPr>
+          <w:sz w:val="24"/>
+          <w:szCs w:val="24"/>
+        </w:rPr>
+        <w:t xml:space="preserve"> waiting blocks CPU time and costs money.</w:t>
       </w:r>
     </w:p>
     <w:p>
@@ -5838,7 +7280,27 @@
           <w:sz w:val="28"/>
           <w:szCs w:val="28"/>
         </w:rPr>
-        <w:t>1. CommonJS (Traditional, default in Node.js)</w:t>
+        <w:t xml:space="preserve">1. </w:t>
+      </w:r>
+      <w:proofErr w:type="spellStart"/>
+      <w:r>
+        <w:rPr>
+          <w:b/>
+          <w:bCs/>
+          <w:sz w:val="28"/>
+          <w:szCs w:val="28"/>
+        </w:rPr>
+        <w:t>CommonJS</w:t>
+      </w:r>
+      <w:proofErr w:type="spellEnd"/>
+      <w:r>
+        <w:rPr>
+          <w:b/>
+          <w:bCs/>
+          <w:sz w:val="28"/>
+          <w:szCs w:val="28"/>
+        </w:rPr>
+        <w:t xml:space="preserve"> (Traditional, default in Node.js)</w:t>
       </w:r>
     </w:p>
     <w:p>
@@ -5867,12 +7329,21 @@
           <w:szCs w:val="24"/>
         </w:rPr>
       </w:pPr>
-      <w:r>
-        <w:rPr>
-          <w:sz w:val="24"/>
-          <w:szCs w:val="24"/>
-        </w:rPr>
-        <w:t>require() – to import a module</w:t>
+      <w:proofErr w:type="gramStart"/>
+      <w:r>
+        <w:rPr>
+          <w:sz w:val="24"/>
+          <w:szCs w:val="24"/>
+        </w:rPr>
+        <w:t>require(</w:t>
+      </w:r>
+      <w:proofErr w:type="gramEnd"/>
+      <w:r>
+        <w:rPr>
+          <w:sz w:val="24"/>
+          <w:szCs w:val="24"/>
+        </w:rPr>
+        <w:t>) – to import a module</w:t>
       </w:r>
     </w:p>
     <w:p>
@@ -5886,12 +7357,23 @@
           <w:szCs w:val="24"/>
         </w:rPr>
       </w:pPr>
-      <w:r>
-        <w:rPr>
-          <w:sz w:val="24"/>
-          <w:szCs w:val="24"/>
-        </w:rPr>
-        <w:t>module.exports – to export from a module</w:t>
+      <w:proofErr w:type="spellStart"/>
+      <w:proofErr w:type="gramStart"/>
+      <w:r>
+        <w:rPr>
+          <w:sz w:val="24"/>
+          <w:szCs w:val="24"/>
+        </w:rPr>
+        <w:t>module.exports</w:t>
+      </w:r>
+      <w:proofErr w:type="spellEnd"/>
+      <w:proofErr w:type="gramEnd"/>
+      <w:r>
+        <w:rPr>
+          <w:sz w:val="24"/>
+          <w:szCs w:val="24"/>
+        </w:rPr>
+        <w:t xml:space="preserve"> – to export from a module</w:t>
       </w:r>
     </w:p>
     <w:p>
@@ -5965,7 +7447,23 @@
           <w:sz w:val="24"/>
           <w:szCs w:val="24"/>
         </w:rPr>
-        <w:t>function add(a, b) {</w:t>
+        <w:t xml:space="preserve">function </w:t>
+      </w:r>
+      <w:proofErr w:type="gramStart"/>
+      <w:r>
+        <w:rPr>
+          <w:sz w:val="24"/>
+          <w:szCs w:val="24"/>
+        </w:rPr>
+        <w:t>add(</w:t>
+      </w:r>
+      <w:proofErr w:type="gramEnd"/>
+      <w:r>
+        <w:rPr>
+          <w:sz w:val="24"/>
+          <w:szCs w:val="24"/>
+        </w:rPr>
+        <w:t>a, b) {</w:t>
       </w:r>
     </w:p>
     <w:p>
@@ -6038,7 +7536,23 @@
           <w:sz w:val="24"/>
           <w:szCs w:val="24"/>
         </w:rPr>
-        <w:t>function multiply(a, b) {</w:t>
+        <w:t xml:space="preserve">function </w:t>
+      </w:r>
+      <w:proofErr w:type="gramStart"/>
+      <w:r>
+        <w:rPr>
+          <w:sz w:val="24"/>
+          <w:szCs w:val="24"/>
+        </w:rPr>
+        <w:t>multiply(</w:t>
+      </w:r>
+      <w:proofErr w:type="gramEnd"/>
+      <w:r>
+        <w:rPr>
+          <w:sz w:val="24"/>
+          <w:szCs w:val="24"/>
+        </w:rPr>
+        <w:t>a, b) {</w:t>
       </w:r>
     </w:p>
     <w:p>
@@ -6106,12 +7620,23 @@
         </w:rPr>
         <w:tab/>
       </w:r>
-      <w:r>
-        <w:rPr>
-          <w:sz w:val="24"/>
-          <w:szCs w:val="24"/>
-        </w:rPr>
-        <w:t>module.exports = { add, multiply };</w:t>
+      <w:proofErr w:type="spellStart"/>
+      <w:proofErr w:type="gramStart"/>
+      <w:r>
+        <w:rPr>
+          <w:sz w:val="24"/>
+          <w:szCs w:val="24"/>
+        </w:rPr>
+        <w:t>module.exports</w:t>
+      </w:r>
+      <w:proofErr w:type="spellEnd"/>
+      <w:proofErr w:type="gramEnd"/>
+      <w:r>
+        <w:rPr>
+          <w:sz w:val="24"/>
+          <w:szCs w:val="24"/>
+        </w:rPr>
+        <w:t xml:space="preserve"> = { add, multiply };</w:t>
       </w:r>
     </w:p>
     <w:p>
@@ -6216,29 +7741,87 @@
           <w:sz w:val="24"/>
           <w:szCs w:val="24"/>
         </w:rPr>
-        <w:t xml:space="preserve"> Example 1: math.mjs or math.js (with package.json config)</w:t>
-      </w:r>
-    </w:p>
-    <w:p>
-      <w:pPr>
-        <w:rPr>
-          <w:sz w:val="24"/>
-          <w:szCs w:val="24"/>
-        </w:rPr>
-      </w:pPr>
-      <w:r>
-        <w:rPr>
-          <w:sz w:val="24"/>
-          <w:szCs w:val="24"/>
-        </w:rPr>
-        <w:tab/>
-      </w:r>
-      <w:r>
-        <w:rPr>
-          <w:sz w:val="24"/>
-          <w:szCs w:val="24"/>
-        </w:rPr>
-        <w:t>export function add(a, b) {</w:t>
+        <w:t xml:space="preserve"> Example 1: </w:t>
+      </w:r>
+      <w:proofErr w:type="spellStart"/>
+      <w:r>
+        <w:rPr>
+          <w:b/>
+          <w:bCs/>
+          <w:sz w:val="24"/>
+          <w:szCs w:val="24"/>
+        </w:rPr>
+        <w:t>math.mjs</w:t>
+      </w:r>
+      <w:proofErr w:type="spellEnd"/>
+      <w:r>
+        <w:rPr>
+          <w:b/>
+          <w:bCs/>
+          <w:sz w:val="24"/>
+          <w:szCs w:val="24"/>
+        </w:rPr>
+        <w:t xml:space="preserve"> or math.js (with </w:t>
+      </w:r>
+      <w:proofErr w:type="spellStart"/>
+      <w:proofErr w:type="gramStart"/>
+      <w:r>
+        <w:rPr>
+          <w:b/>
+          <w:bCs/>
+          <w:sz w:val="24"/>
+          <w:szCs w:val="24"/>
+        </w:rPr>
+        <w:t>package.json</w:t>
+      </w:r>
+      <w:proofErr w:type="spellEnd"/>
+      <w:proofErr w:type="gramEnd"/>
+      <w:r>
+        <w:rPr>
+          <w:b/>
+          <w:bCs/>
+          <w:sz w:val="24"/>
+          <w:szCs w:val="24"/>
+        </w:rPr>
+        <w:t xml:space="preserve"> config)</w:t>
+      </w:r>
+    </w:p>
+    <w:p>
+      <w:pPr>
+        <w:rPr>
+          <w:sz w:val="24"/>
+          <w:szCs w:val="24"/>
+        </w:rPr>
+      </w:pPr>
+      <w:r>
+        <w:rPr>
+          <w:sz w:val="24"/>
+          <w:szCs w:val="24"/>
+        </w:rPr>
+        <w:tab/>
+      </w:r>
+      <w:r>
+        <w:rPr>
+          <w:sz w:val="24"/>
+          <w:szCs w:val="24"/>
+        </w:rPr>
+        <w:t xml:space="preserve">export function </w:t>
+      </w:r>
+      <w:proofErr w:type="gramStart"/>
+      <w:r>
+        <w:rPr>
+          <w:sz w:val="24"/>
+          <w:szCs w:val="24"/>
+        </w:rPr>
+        <w:t>add(</w:t>
+      </w:r>
+      <w:proofErr w:type="gramEnd"/>
+      <w:r>
+        <w:rPr>
+          <w:sz w:val="24"/>
+          <w:szCs w:val="24"/>
+        </w:rPr>
+        <w:t>a, b) {</w:t>
       </w:r>
     </w:p>
     <w:p>
@@ -6319,7 +7902,23 @@
           <w:sz w:val="24"/>
           <w:szCs w:val="24"/>
         </w:rPr>
-        <w:t>export function multiply(a, b) {</w:t>
+        <w:t xml:space="preserve">export function </w:t>
+      </w:r>
+      <w:proofErr w:type="gramStart"/>
+      <w:r>
+        <w:rPr>
+          <w:sz w:val="24"/>
+          <w:szCs w:val="24"/>
+        </w:rPr>
+        <w:t>multiply(</w:t>
+      </w:r>
+      <w:proofErr w:type="gramEnd"/>
+      <w:r>
+        <w:rPr>
+          <w:sz w:val="24"/>
+          <w:szCs w:val="24"/>
+        </w:rPr>
+        <w:t>a, b) {</w:t>
       </w:r>
     </w:p>
     <w:p>
@@ -6410,14 +8009,72 @@
           <w:sz w:val="24"/>
           <w:szCs w:val="24"/>
         </w:rPr>
-        <w:t>Stick to CommonJS (require, module.exports)</w:t>
-      </w:r>
-      <w:r>
-        <w:rPr>
-          <w:sz w:val="24"/>
-          <w:szCs w:val="24"/>
-        </w:rPr>
-        <w:t xml:space="preserve"> unless you’re using a bundler like Webpack or ESBuild.</w:t>
+        <w:t xml:space="preserve">Stick to </w:t>
+      </w:r>
+      <w:proofErr w:type="spellStart"/>
+      <w:r>
+        <w:rPr>
+          <w:b/>
+          <w:bCs/>
+          <w:sz w:val="24"/>
+          <w:szCs w:val="24"/>
+        </w:rPr>
+        <w:t>CommonJS</w:t>
+      </w:r>
+      <w:proofErr w:type="spellEnd"/>
+      <w:r>
+        <w:rPr>
+          <w:b/>
+          <w:bCs/>
+          <w:sz w:val="24"/>
+          <w:szCs w:val="24"/>
+        </w:rPr>
+        <w:t xml:space="preserve"> (require, </w:t>
+      </w:r>
+      <w:proofErr w:type="spellStart"/>
+      <w:proofErr w:type="gramStart"/>
+      <w:r>
+        <w:rPr>
+          <w:b/>
+          <w:bCs/>
+          <w:sz w:val="24"/>
+          <w:szCs w:val="24"/>
+        </w:rPr>
+        <w:t>module.exports</w:t>
+      </w:r>
+      <w:proofErr w:type="spellEnd"/>
+      <w:proofErr w:type="gramEnd"/>
+      <w:r>
+        <w:rPr>
+          <w:b/>
+          <w:bCs/>
+          <w:sz w:val="24"/>
+          <w:szCs w:val="24"/>
+        </w:rPr>
+        <w:t>)</w:t>
+      </w:r>
+      <w:r>
+        <w:rPr>
+          <w:sz w:val="24"/>
+          <w:szCs w:val="24"/>
+        </w:rPr>
+        <w:t xml:space="preserve"> unless you’re using a bundler like Webpack or </w:t>
+      </w:r>
+      <w:proofErr w:type="spellStart"/>
+      <w:r>
+        <w:rPr>
+          <w:sz w:val="24"/>
+          <w:szCs w:val="24"/>
+        </w:rPr>
+        <w:t>ESBuild</w:t>
+      </w:r>
+      <w:proofErr w:type="spellEnd"/>
+      <w:r>
+        <w:rPr>
+          <w:sz w:val="24"/>
+          <w:szCs w:val="24"/>
+        </w:rPr>
+        <w:t>.</w:t>
       </w:r>
     </w:p>
     <w:p>
@@ -6611,51 +8268,137 @@
           <w:sz w:val="24"/>
           <w:szCs w:val="24"/>
         </w:rPr>
-        <w:t xml:space="preserve"> JSON to JavaScript Object (JSON.parse)</w:t>
-      </w:r>
-    </w:p>
-    <w:p>
-      <w:pPr>
-        <w:rPr>
-          <w:sz w:val="24"/>
-          <w:szCs w:val="24"/>
-        </w:rPr>
-      </w:pPr>
-      <w:r>
-        <w:rPr>
-          <w:sz w:val="24"/>
-          <w:szCs w:val="24"/>
-        </w:rPr>
-        <w:tab/>
-      </w:r>
-      <w:r>
-        <w:rPr>
-          <w:sz w:val="24"/>
-          <w:szCs w:val="24"/>
-        </w:rPr>
-        <w:t>const jsonString = '{"name": "Alice", "age": 25}';</w:t>
-      </w:r>
-    </w:p>
-    <w:p>
-      <w:pPr>
-        <w:rPr>
-          <w:sz w:val="24"/>
-          <w:szCs w:val="24"/>
-        </w:rPr>
-      </w:pPr>
-      <w:r>
-        <w:rPr>
-          <w:sz w:val="24"/>
-          <w:szCs w:val="24"/>
-        </w:rPr>
-        <w:tab/>
-      </w:r>
-      <w:r>
-        <w:rPr>
-          <w:sz w:val="24"/>
-          <w:szCs w:val="24"/>
-        </w:rPr>
-        <w:t>const user = JSON.parse(jsonString);</w:t>
+        <w:t xml:space="preserve"> JSON to JavaScript Object (</w:t>
+      </w:r>
+      <w:proofErr w:type="spellStart"/>
+      <w:r>
+        <w:rPr>
+          <w:b/>
+          <w:bCs/>
+          <w:sz w:val="24"/>
+          <w:szCs w:val="24"/>
+        </w:rPr>
+        <w:t>JSON.parse</w:t>
+      </w:r>
+      <w:proofErr w:type="spellEnd"/>
+      <w:r>
+        <w:rPr>
+          <w:b/>
+          <w:bCs/>
+          <w:sz w:val="24"/>
+          <w:szCs w:val="24"/>
+        </w:rPr>
+        <w:t>)</w:t>
+      </w:r>
+    </w:p>
+    <w:p>
+      <w:pPr>
+        <w:rPr>
+          <w:sz w:val="24"/>
+          <w:szCs w:val="24"/>
+        </w:rPr>
+      </w:pPr>
+      <w:r>
+        <w:rPr>
+          <w:sz w:val="24"/>
+          <w:szCs w:val="24"/>
+        </w:rPr>
+        <w:tab/>
+      </w:r>
+      <w:proofErr w:type="spellStart"/>
+      <w:r>
+        <w:rPr>
+          <w:sz w:val="24"/>
+          <w:szCs w:val="24"/>
+        </w:rPr>
+        <w:t>const</w:t>
+      </w:r>
+      <w:proofErr w:type="spellEnd"/>
+      <w:r>
+        <w:rPr>
+          <w:sz w:val="24"/>
+          <w:szCs w:val="24"/>
+        </w:rPr>
+        <w:t xml:space="preserve"> </w:t>
+      </w:r>
+      <w:proofErr w:type="spellStart"/>
+      <w:r>
+        <w:rPr>
+          <w:sz w:val="24"/>
+          <w:szCs w:val="24"/>
+        </w:rPr>
+        <w:t>jsonString</w:t>
+      </w:r>
+      <w:proofErr w:type="spellEnd"/>
+      <w:r>
+        <w:rPr>
+          <w:sz w:val="24"/>
+          <w:szCs w:val="24"/>
+        </w:rPr>
+        <w:t xml:space="preserve"> = '{"name": "Alice", "age": 25}';</w:t>
+      </w:r>
+    </w:p>
+    <w:p>
+      <w:pPr>
+        <w:rPr>
+          <w:sz w:val="24"/>
+          <w:szCs w:val="24"/>
+        </w:rPr>
+      </w:pPr>
+      <w:r>
+        <w:rPr>
+          <w:sz w:val="24"/>
+          <w:szCs w:val="24"/>
+        </w:rPr>
+        <w:tab/>
+      </w:r>
+      <w:proofErr w:type="spellStart"/>
+      <w:r>
+        <w:rPr>
+          <w:sz w:val="24"/>
+          <w:szCs w:val="24"/>
+        </w:rPr>
+        <w:t>const</w:t>
+      </w:r>
+      <w:proofErr w:type="spellEnd"/>
+      <w:r>
+        <w:rPr>
+          <w:sz w:val="24"/>
+          <w:szCs w:val="24"/>
+        </w:rPr>
+        <w:t xml:space="preserve"> user = </w:t>
+      </w:r>
+      <w:proofErr w:type="spellStart"/>
+      <w:r>
+        <w:rPr>
+          <w:sz w:val="24"/>
+          <w:szCs w:val="24"/>
+        </w:rPr>
+        <w:t>JSON.parse</w:t>
+      </w:r>
+      <w:proofErr w:type="spellEnd"/>
+      <w:r>
+        <w:rPr>
+          <w:sz w:val="24"/>
+          <w:szCs w:val="24"/>
+        </w:rPr>
+        <w:t>(</w:t>
+      </w:r>
+      <w:proofErr w:type="spellStart"/>
+      <w:r>
+        <w:rPr>
+          <w:sz w:val="24"/>
+          <w:szCs w:val="24"/>
+        </w:rPr>
+        <w:t>jsonString</w:t>
+      </w:r>
+      <w:proofErr w:type="spellEnd"/>
+      <w:r>
+        <w:rPr>
+          <w:sz w:val="24"/>
+          <w:szCs w:val="24"/>
+        </w:rPr>
+        <w:t>);</w:t>
       </w:r>
     </w:p>
     <w:p>
@@ -6699,7 +8442,32 @@
           <w:sz w:val="24"/>
           <w:szCs w:val="24"/>
         </w:rPr>
-        <w:t>console.log(user.age);  // 25</w:t>
+        <w:t>console.log(</w:t>
+      </w:r>
+      <w:proofErr w:type="spellStart"/>
+      <w:r>
+        <w:rPr>
+          <w:sz w:val="24"/>
+          <w:szCs w:val="24"/>
+        </w:rPr>
+        <w:t>user.age</w:t>
+      </w:r>
+      <w:proofErr w:type="spellEnd"/>
+      <w:proofErr w:type="gramStart"/>
+      <w:r>
+        <w:rPr>
+          <w:sz w:val="24"/>
+          <w:szCs w:val="24"/>
+        </w:rPr>
+        <w:t>);  /</w:t>
+      </w:r>
+      <w:proofErr w:type="gramEnd"/>
+      <w:r>
+        <w:rPr>
+          <w:sz w:val="24"/>
+          <w:szCs w:val="24"/>
+        </w:rPr>
+        <w:t>/ 25</w:t>
       </w:r>
     </w:p>
     <w:p>
@@ -6728,77 +8496,179 @@
           <w:sz w:val="24"/>
           <w:szCs w:val="24"/>
         </w:rPr>
-        <w:t xml:space="preserve"> JavaScript Object to JSON (JSON.stringify)</w:t>
-      </w:r>
-    </w:p>
-    <w:p>
-      <w:pPr>
-        <w:rPr>
-          <w:sz w:val="24"/>
-          <w:szCs w:val="24"/>
-        </w:rPr>
-      </w:pPr>
-      <w:r>
-        <w:rPr>
-          <w:b/>
-          <w:bCs/>
-          <w:sz w:val="24"/>
-          <w:szCs w:val="24"/>
-        </w:rPr>
-        <w:tab/>
-      </w:r>
-      <w:r>
-        <w:rPr>
-          <w:sz w:val="24"/>
-          <w:szCs w:val="24"/>
-        </w:rPr>
-        <w:t>const user = { name: "Bob", age: 30 };</w:t>
-      </w:r>
-    </w:p>
-    <w:p>
-      <w:pPr>
-        <w:rPr>
-          <w:sz w:val="24"/>
-          <w:szCs w:val="24"/>
-        </w:rPr>
-      </w:pPr>
-      <w:r>
-        <w:rPr>
-          <w:sz w:val="24"/>
-          <w:szCs w:val="24"/>
-        </w:rPr>
-        <w:tab/>
-      </w:r>
-      <w:r>
-        <w:rPr>
-          <w:sz w:val="24"/>
-          <w:szCs w:val="24"/>
-        </w:rPr>
-        <w:t>const jsonString = JSON.stringify(user);</w:t>
-      </w:r>
-    </w:p>
-    <w:p>
-      <w:pPr>
-        <w:rPr>
-          <w:b/>
-          <w:bCs/>
-          <w:sz w:val="24"/>
-          <w:szCs w:val="24"/>
-        </w:rPr>
-      </w:pPr>
-      <w:r>
-        <w:rPr>
-          <w:sz w:val="24"/>
-          <w:szCs w:val="24"/>
-        </w:rPr>
-        <w:tab/>
-      </w:r>
-      <w:r>
-        <w:rPr>
-          <w:sz w:val="24"/>
-          <w:szCs w:val="24"/>
-        </w:rPr>
-        <w:t>console.log(jsonString); // {"name":"Bob","age":30}</w:t>
+        <w:t xml:space="preserve"> JavaScript Object to JSON (</w:t>
+      </w:r>
+      <w:proofErr w:type="spellStart"/>
+      <w:r>
+        <w:rPr>
+          <w:b/>
+          <w:bCs/>
+          <w:sz w:val="24"/>
+          <w:szCs w:val="24"/>
+        </w:rPr>
+        <w:t>JSON.stringify</w:t>
+      </w:r>
+      <w:proofErr w:type="spellEnd"/>
+      <w:r>
+        <w:rPr>
+          <w:b/>
+          <w:bCs/>
+          <w:sz w:val="24"/>
+          <w:szCs w:val="24"/>
+        </w:rPr>
+        <w:t>)</w:t>
+      </w:r>
+    </w:p>
+    <w:p>
+      <w:pPr>
+        <w:rPr>
+          <w:sz w:val="24"/>
+          <w:szCs w:val="24"/>
+        </w:rPr>
+      </w:pPr>
+      <w:r>
+        <w:rPr>
+          <w:b/>
+          <w:bCs/>
+          <w:sz w:val="24"/>
+          <w:szCs w:val="24"/>
+        </w:rPr>
+        <w:tab/>
+      </w:r>
+      <w:proofErr w:type="spellStart"/>
+      <w:r>
+        <w:rPr>
+          <w:sz w:val="24"/>
+          <w:szCs w:val="24"/>
+        </w:rPr>
+        <w:t>const</w:t>
+      </w:r>
+      <w:proofErr w:type="spellEnd"/>
+      <w:r>
+        <w:rPr>
+          <w:sz w:val="24"/>
+          <w:szCs w:val="24"/>
+        </w:rPr>
+        <w:t xml:space="preserve"> user = </w:t>
+      </w:r>
+      <w:proofErr w:type="gramStart"/>
+      <w:r>
+        <w:rPr>
+          <w:sz w:val="24"/>
+          <w:szCs w:val="24"/>
+        </w:rPr>
+        <w:t>{ name</w:t>
+      </w:r>
+      <w:proofErr w:type="gramEnd"/>
+      <w:r>
+        <w:rPr>
+          <w:sz w:val="24"/>
+          <w:szCs w:val="24"/>
+        </w:rPr>
+        <w:t>: "Bob", age: 30 };</w:t>
+      </w:r>
+    </w:p>
+    <w:p>
+      <w:pPr>
+        <w:rPr>
+          <w:sz w:val="24"/>
+          <w:szCs w:val="24"/>
+        </w:rPr>
+      </w:pPr>
+      <w:r>
+        <w:rPr>
+          <w:sz w:val="24"/>
+          <w:szCs w:val="24"/>
+        </w:rPr>
+        <w:tab/>
+      </w:r>
+      <w:proofErr w:type="spellStart"/>
+      <w:r>
+        <w:rPr>
+          <w:sz w:val="24"/>
+          <w:szCs w:val="24"/>
+        </w:rPr>
+        <w:t>const</w:t>
+      </w:r>
+      <w:proofErr w:type="spellEnd"/>
+      <w:r>
+        <w:rPr>
+          <w:sz w:val="24"/>
+          <w:szCs w:val="24"/>
+        </w:rPr>
+        <w:t xml:space="preserve"> </w:t>
+      </w:r>
+      <w:proofErr w:type="spellStart"/>
+      <w:r>
+        <w:rPr>
+          <w:sz w:val="24"/>
+          <w:szCs w:val="24"/>
+        </w:rPr>
+        <w:t>jsonString</w:t>
+      </w:r>
+      <w:proofErr w:type="spellEnd"/>
+      <w:r>
+        <w:rPr>
+          <w:sz w:val="24"/>
+          <w:szCs w:val="24"/>
+        </w:rPr>
+        <w:t xml:space="preserve"> = </w:t>
+      </w:r>
+      <w:proofErr w:type="spellStart"/>
+      <w:r>
+        <w:rPr>
+          <w:sz w:val="24"/>
+          <w:szCs w:val="24"/>
+        </w:rPr>
+        <w:t>JSON.stringify</w:t>
+      </w:r>
+      <w:proofErr w:type="spellEnd"/>
+      <w:r>
+        <w:rPr>
+          <w:sz w:val="24"/>
+          <w:szCs w:val="24"/>
+        </w:rPr>
+        <w:t>(user);</w:t>
+      </w:r>
+    </w:p>
+    <w:p>
+      <w:pPr>
+        <w:rPr>
+          <w:b/>
+          <w:bCs/>
+          <w:sz w:val="24"/>
+          <w:szCs w:val="24"/>
+        </w:rPr>
+      </w:pPr>
+      <w:r>
+        <w:rPr>
+          <w:sz w:val="24"/>
+          <w:szCs w:val="24"/>
+        </w:rPr>
+        <w:tab/>
+      </w:r>
+      <w:r>
+        <w:rPr>
+          <w:sz w:val="24"/>
+          <w:szCs w:val="24"/>
+        </w:rPr>
+        <w:t>console.log(</w:t>
+      </w:r>
+      <w:proofErr w:type="spellStart"/>
+      <w:r>
+        <w:rPr>
+          <w:sz w:val="24"/>
+          <w:szCs w:val="24"/>
+        </w:rPr>
+        <w:t>jsonString</w:t>
+      </w:r>
+      <w:proofErr w:type="spellEnd"/>
+      <w:r>
+        <w:rPr>
+          <w:sz w:val="24"/>
+          <w:szCs w:val="24"/>
+        </w:rPr>
+        <w:t>); // {"name":"Bob","age":30}</w:t>
       </w:r>
       <w:r>
         <w:rPr>
@@ -6882,12 +8752,21 @@
         </w:rPr>
         <w:tab/>
       </w:r>
-      <w:r>
-        <w:rPr>
-          <w:sz w:val="24"/>
-          <w:szCs w:val="24"/>
-        </w:rPr>
-        <w:t>const user = {</w:t>
+      <w:proofErr w:type="spellStart"/>
+      <w:r>
+        <w:rPr>
+          <w:sz w:val="24"/>
+          <w:szCs w:val="24"/>
+        </w:rPr>
+        <w:t>const</w:t>
+      </w:r>
+      <w:proofErr w:type="spellEnd"/>
+      <w:r>
+        <w:rPr>
+          <w:sz w:val="24"/>
+          <w:szCs w:val="24"/>
+        </w:rPr>
+        <w:t xml:space="preserve"> user = {</w:t>
       </w:r>
     </w:p>
     <w:p>
@@ -7113,29 +8992,79 @@
           <w:sz w:val="24"/>
           <w:szCs w:val="24"/>
         </w:rPr>
-        <w:t>console.log(user.address.city);          // Mumbai</w:t>
-      </w:r>
-    </w:p>
-    <w:p>
-      <w:pPr>
-        <w:rPr>
-          <w:sz w:val="24"/>
-          <w:szCs w:val="24"/>
-        </w:rPr>
-      </w:pPr>
-      <w:r>
-        <w:rPr>
-          <w:sz w:val="24"/>
-          <w:szCs w:val="24"/>
-        </w:rPr>
-        <w:tab/>
-      </w:r>
-      <w:r>
-        <w:rPr>
-          <w:sz w:val="24"/>
-          <w:szCs w:val="24"/>
-        </w:rPr>
-        <w:t>user.age = 28;                           // Add new key</w:t>
+        <w:t>console.log(</w:t>
+      </w:r>
+      <w:proofErr w:type="spellStart"/>
+      <w:proofErr w:type="gramStart"/>
+      <w:r>
+        <w:rPr>
+          <w:sz w:val="24"/>
+          <w:szCs w:val="24"/>
+        </w:rPr>
+        <w:t>user.address</w:t>
+      </w:r>
+      <w:proofErr w:type="gramEnd"/>
+      <w:r>
+        <w:rPr>
+          <w:sz w:val="24"/>
+          <w:szCs w:val="24"/>
+        </w:rPr>
+        <w:t>.city</w:t>
+      </w:r>
+      <w:proofErr w:type="spellEnd"/>
+      <w:r>
+        <w:rPr>
+          <w:sz w:val="24"/>
+          <w:szCs w:val="24"/>
+        </w:rPr>
+        <w:t>);          // Mumbai</w:t>
+      </w:r>
+    </w:p>
+    <w:p>
+      <w:pPr>
+        <w:rPr>
+          <w:sz w:val="24"/>
+          <w:szCs w:val="24"/>
+        </w:rPr>
+      </w:pPr>
+      <w:r>
+        <w:rPr>
+          <w:sz w:val="24"/>
+          <w:szCs w:val="24"/>
+        </w:rPr>
+        <w:tab/>
+      </w:r>
+      <w:proofErr w:type="spellStart"/>
+      <w:r>
+        <w:rPr>
+          <w:sz w:val="24"/>
+          <w:szCs w:val="24"/>
+        </w:rPr>
+        <w:t>user.age</w:t>
+      </w:r>
+      <w:proofErr w:type="spellEnd"/>
+      <w:r>
+        <w:rPr>
+          <w:sz w:val="24"/>
+          <w:szCs w:val="24"/>
+        </w:rPr>
+        <w:t xml:space="preserve"> = </w:t>
+      </w:r>
+      <w:proofErr w:type="gramStart"/>
+      <w:r>
+        <w:rPr>
+          <w:sz w:val="24"/>
+          <w:szCs w:val="24"/>
+        </w:rPr>
+        <w:t xml:space="preserve">28;   </w:t>
+      </w:r>
+      <w:proofErr w:type="gramEnd"/>
+      <w:r>
+        <w:rPr>
+          <w:sz w:val="24"/>
+          <w:szCs w:val="24"/>
+        </w:rPr>
+        <w:t xml:space="preserve">                        // Add new key</w:t>
       </w:r>
     </w:p>
     <w:p>
@@ -7158,7 +9087,25 @@
           <w:sz w:val="24"/>
           <w:szCs w:val="24"/>
         </w:rPr>
-        <w:t>delete user.hobbies;                     // Remove a key</w:t>
+        <w:t xml:space="preserve">delete </w:t>
+      </w:r>
+      <w:proofErr w:type="spellStart"/>
+      <w:proofErr w:type="gramStart"/>
+      <w:r>
+        <w:rPr>
+          <w:sz w:val="24"/>
+          <w:szCs w:val="24"/>
+        </w:rPr>
+        <w:t>user.hobbies</w:t>
+      </w:r>
+      <w:proofErr w:type="spellEnd"/>
+      <w:proofErr w:type="gramEnd"/>
+      <w:r>
+        <w:rPr>
+          <w:sz w:val="24"/>
+          <w:szCs w:val="24"/>
+        </w:rPr>
+        <w:t>;                     // Remove a key</w:t>
       </w:r>
     </w:p>
     <w:p>
@@ -7277,6 +9224,7 @@
           <w:szCs w:val="24"/>
         </w:rPr>
       </w:pPr>
+      <w:proofErr w:type="spellStart"/>
       <w:r>
         <w:rPr>
           <w:sz w:val="24"/>
@@ -7284,6 +9232,7 @@
         </w:rPr>
         <w:t>EventBridge</w:t>
       </w:r>
+      <w:proofErr w:type="spellEnd"/>
     </w:p>
     <w:p>
       <w:pPr>
@@ -7347,12 +9296,23 @@
         </w:rPr>
         <w:tab/>
       </w:r>
-      <w:r>
-        <w:rPr>
-          <w:sz w:val="24"/>
-          <w:szCs w:val="24"/>
-        </w:rPr>
-        <w:t>exports.handler = async (event) =&gt; {</w:t>
+      <w:proofErr w:type="spellStart"/>
+      <w:proofErr w:type="gramStart"/>
+      <w:r>
+        <w:rPr>
+          <w:sz w:val="24"/>
+          <w:szCs w:val="24"/>
+        </w:rPr>
+        <w:t>exports.handler</w:t>
+      </w:r>
+      <w:proofErr w:type="spellEnd"/>
+      <w:proofErr w:type="gramEnd"/>
+      <w:r>
+        <w:rPr>
+          <w:sz w:val="24"/>
+          <w:szCs w:val="24"/>
+        </w:rPr>
+        <w:t xml:space="preserve"> = async (event) =&gt; {</w:t>
       </w:r>
     </w:p>
     <w:p>
@@ -7376,12 +9336,55 @@
         </w:rPr>
         <w:tab/>
       </w:r>
-      <w:r>
-        <w:rPr>
-          <w:sz w:val="24"/>
-          <w:szCs w:val="24"/>
-        </w:rPr>
-        <w:t>const body = JSON.parse(event.body);</w:t>
+      <w:proofErr w:type="spellStart"/>
+      <w:r>
+        <w:rPr>
+          <w:sz w:val="24"/>
+          <w:szCs w:val="24"/>
+        </w:rPr>
+        <w:t>const</w:t>
+      </w:r>
+      <w:proofErr w:type="spellEnd"/>
+      <w:r>
+        <w:rPr>
+          <w:sz w:val="24"/>
+          <w:szCs w:val="24"/>
+        </w:rPr>
+        <w:t xml:space="preserve"> body = </w:t>
+      </w:r>
+      <w:proofErr w:type="spellStart"/>
+      <w:r>
+        <w:rPr>
+          <w:sz w:val="24"/>
+          <w:szCs w:val="24"/>
+        </w:rPr>
+        <w:t>JSON.parse</w:t>
+      </w:r>
+      <w:proofErr w:type="spellEnd"/>
+      <w:r>
+        <w:rPr>
+          <w:sz w:val="24"/>
+          <w:szCs w:val="24"/>
+        </w:rPr>
+        <w:t>(</w:t>
+      </w:r>
+      <w:proofErr w:type="spellStart"/>
+      <w:proofErr w:type="gramStart"/>
+      <w:r>
+        <w:rPr>
+          <w:sz w:val="24"/>
+          <w:szCs w:val="24"/>
+        </w:rPr>
+        <w:t>event.body</w:t>
+      </w:r>
+      <w:proofErr w:type="spellEnd"/>
+      <w:proofErr w:type="gramEnd"/>
+      <w:r>
+        <w:rPr>
+          <w:sz w:val="24"/>
+          <w:szCs w:val="24"/>
+        </w:rPr>
+        <w:t>);</w:t>
       </w:r>
     </w:p>
     <w:p>
@@ -7405,12 +9408,21 @@
         </w:rPr>
         <w:tab/>
       </w:r>
-      <w:r>
-        <w:rPr>
-          <w:sz w:val="24"/>
-          <w:szCs w:val="24"/>
-        </w:rPr>
-        <w:t>const name = body.name;</w:t>
+      <w:proofErr w:type="spellStart"/>
+      <w:r>
+        <w:rPr>
+          <w:sz w:val="24"/>
+          <w:szCs w:val="24"/>
+        </w:rPr>
+        <w:t>const</w:t>
+      </w:r>
+      <w:proofErr w:type="spellEnd"/>
+      <w:r>
+        <w:rPr>
+          <w:sz w:val="24"/>
+          <w:szCs w:val="24"/>
+        </w:rPr>
+        <w:t xml:space="preserve"> name = body.name;</w:t>
       </w:r>
     </w:p>
     <w:p>
@@ -7456,12 +9468,21 @@
         </w:rPr>
         <w:tab/>
       </w:r>
-      <w:r>
-        <w:rPr>
-          <w:sz w:val="24"/>
-          <w:szCs w:val="24"/>
-        </w:rPr>
-        <w:t>statusCode: 200,</w:t>
+      <w:proofErr w:type="spellStart"/>
+      <w:r>
+        <w:rPr>
+          <w:sz w:val="24"/>
+          <w:szCs w:val="24"/>
+        </w:rPr>
+        <w:t>statusCode</w:t>
+      </w:r>
+      <w:proofErr w:type="spellEnd"/>
+      <w:r>
+        <w:rPr>
+          <w:sz w:val="24"/>
+          <w:szCs w:val="24"/>
+        </w:rPr>
+        <w:t>: 200,</w:t>
       </w:r>
     </w:p>
     <w:p>
@@ -7490,7 +9511,32 @@
           <w:sz w:val="24"/>
           <w:szCs w:val="24"/>
         </w:rPr>
-        <w:t xml:space="preserve"> body: JSON.stringify({ message: `Hello, ${name}` })</w:t>
+        <w:t xml:space="preserve"> body: </w:t>
+      </w:r>
+      <w:proofErr w:type="spellStart"/>
+      <w:r>
+        <w:rPr>
+          <w:sz w:val="24"/>
+          <w:szCs w:val="24"/>
+        </w:rPr>
+        <w:t>JSON.stringify</w:t>
+      </w:r>
+      <w:proofErr w:type="spellEnd"/>
+      <w:proofErr w:type="gramStart"/>
+      <w:r>
+        <w:rPr>
+          <w:sz w:val="24"/>
+          <w:szCs w:val="24"/>
+        </w:rPr>
+        <w:t>({ message</w:t>
+      </w:r>
+      <w:proofErr w:type="gramEnd"/>
+      <w:r>
+        <w:rPr>
+          <w:sz w:val="24"/>
+          <w:szCs w:val="24"/>
+        </w:rPr>
+        <w:t>: `Hello, ${name}` })</w:t>
       </w:r>
     </w:p>
     <w:p>
@@ -7591,12 +9637,21 @@
         </w:rPr>
         <w:tab/>
       </w:r>
-      <w:r>
-        <w:rPr>
-          <w:sz w:val="24"/>
-          <w:szCs w:val="24"/>
-        </w:rPr>
-        <w:t>exports.handler = async (event) =&gt; {</w:t>
+      <w:proofErr w:type="spellStart"/>
+      <w:r>
+        <w:rPr>
+          <w:sz w:val="24"/>
+          <w:szCs w:val="24"/>
+        </w:rPr>
+        <w:t>exports.handler</w:t>
+      </w:r>
+      <w:proofErr w:type="spellEnd"/>
+      <w:r>
+        <w:rPr>
+          <w:sz w:val="24"/>
+          <w:szCs w:val="24"/>
+        </w:rPr>
+        <w:t xml:space="preserve"> = async (event) =&gt; {</w:t>
       </w:r>
     </w:p>
     <w:p>
@@ -7627,12 +9682,39 @@
         </w:rPr>
         <w:tab/>
       </w:r>
-      <w:r>
-        <w:rPr>
-          <w:sz w:val="24"/>
-          <w:szCs w:val="24"/>
-        </w:rPr>
-        <w:t>const bucket = event.Records[0].s3.bucket.name;</w:t>
+      <w:proofErr w:type="spellStart"/>
+      <w:r>
+        <w:rPr>
+          <w:sz w:val="24"/>
+          <w:szCs w:val="24"/>
+        </w:rPr>
+        <w:t>const</w:t>
+      </w:r>
+      <w:proofErr w:type="spellEnd"/>
+      <w:r>
+        <w:rPr>
+          <w:sz w:val="24"/>
+          <w:szCs w:val="24"/>
+        </w:rPr>
+        <w:t xml:space="preserve"> bucket = </w:t>
+      </w:r>
+      <w:proofErr w:type="spellStart"/>
+      <w:proofErr w:type="gramStart"/>
+      <w:r>
+        <w:rPr>
+          <w:sz w:val="24"/>
+          <w:szCs w:val="24"/>
+        </w:rPr>
+        <w:t>event.Records</w:t>
+      </w:r>
+      <w:proofErr w:type="spellEnd"/>
+      <w:proofErr w:type="gramEnd"/>
+      <w:r>
+        <w:rPr>
+          <w:sz w:val="24"/>
+          <w:szCs w:val="24"/>
+        </w:rPr>
+        <w:t>[0].s3.bucket.name;</w:t>
       </w:r>
     </w:p>
     <w:p>
@@ -7668,7 +9750,41 @@
           <w:sz w:val="24"/>
           <w:szCs w:val="24"/>
         </w:rPr>
-        <w:t xml:space="preserve"> const key = event.Records[0].s3.object.key;</w:t>
+        <w:t xml:space="preserve"> </w:t>
+      </w:r>
+      <w:proofErr w:type="spellStart"/>
+      <w:r>
+        <w:rPr>
+          <w:sz w:val="24"/>
+          <w:szCs w:val="24"/>
+        </w:rPr>
+        <w:t>const</w:t>
+      </w:r>
+      <w:proofErr w:type="spellEnd"/>
+      <w:r>
+        <w:rPr>
+          <w:sz w:val="24"/>
+          <w:szCs w:val="24"/>
+        </w:rPr>
+        <w:t xml:space="preserve"> key = </w:t>
+      </w:r>
+      <w:proofErr w:type="spellStart"/>
+      <w:proofErr w:type="gramStart"/>
+      <w:r>
+        <w:rPr>
+          <w:sz w:val="24"/>
+          <w:szCs w:val="24"/>
+        </w:rPr>
+        <w:t>event.Records</w:t>
+      </w:r>
+      <w:proofErr w:type="spellEnd"/>
+      <w:proofErr w:type="gramEnd"/>
+      <w:r>
+        <w:rPr>
+          <w:sz w:val="24"/>
+          <w:szCs w:val="24"/>
+        </w:rPr>
+        <w:t>[0].s3.object.key;</w:t>
       </w:r>
     </w:p>
     <w:p>
@@ -7692,12 +9808,21 @@
         </w:rPr>
         <w:tab/>
       </w:r>
-      <w:r>
-        <w:rPr>
-          <w:sz w:val="24"/>
-          <w:szCs w:val="24"/>
-        </w:rPr>
-        <w:t>console.log(`File uploaded: ${bucket}/${key}`);</w:t>
+      <w:proofErr w:type="gramStart"/>
+      <w:r>
+        <w:rPr>
+          <w:sz w:val="24"/>
+          <w:szCs w:val="24"/>
+        </w:rPr>
+        <w:t>console.log(</w:t>
+      </w:r>
+      <w:proofErr w:type="gramEnd"/>
+      <w:r>
+        <w:rPr>
+          <w:sz w:val="24"/>
+          <w:szCs w:val="24"/>
+        </w:rPr>
+        <w:t>`File uploaded: ${bucket}/${key}`);</w:t>
       </w:r>
     </w:p>
     <w:p>
@@ -7832,12 +9957,23 @@
         </w:rPr>
         <w:tab/>
       </w:r>
-      <w:r>
-        <w:rPr>
-          <w:sz w:val="24"/>
-          <w:szCs w:val="24"/>
-        </w:rPr>
-        <w:t>exports.handler = async (event) =&gt; {</w:t>
+      <w:proofErr w:type="spellStart"/>
+      <w:proofErr w:type="gramStart"/>
+      <w:r>
+        <w:rPr>
+          <w:sz w:val="24"/>
+          <w:szCs w:val="24"/>
+        </w:rPr>
+        <w:t>exports.handler</w:t>
+      </w:r>
+      <w:proofErr w:type="spellEnd"/>
+      <w:proofErr w:type="gramEnd"/>
+      <w:r>
+        <w:rPr>
+          <w:sz w:val="24"/>
+          <w:szCs w:val="24"/>
+        </w:rPr>
+        <w:t xml:space="preserve"> = async (event) =&gt; {</w:t>
       </w:r>
     </w:p>
     <w:p>
@@ -7890,12 +10026,55 @@
         </w:rPr>
         <w:tab/>
       </w:r>
-      <w:r>
-        <w:rPr>
-          <w:sz w:val="24"/>
-          <w:szCs w:val="24"/>
-        </w:rPr>
-        <w:t>const data = JSON.parse(event.body);</w:t>
+      <w:proofErr w:type="spellStart"/>
+      <w:r>
+        <w:rPr>
+          <w:sz w:val="24"/>
+          <w:szCs w:val="24"/>
+        </w:rPr>
+        <w:t>const</w:t>
+      </w:r>
+      <w:proofErr w:type="spellEnd"/>
+      <w:r>
+        <w:rPr>
+          <w:sz w:val="24"/>
+          <w:szCs w:val="24"/>
+        </w:rPr>
+        <w:t xml:space="preserve"> data = </w:t>
+      </w:r>
+      <w:proofErr w:type="spellStart"/>
+      <w:r>
+        <w:rPr>
+          <w:sz w:val="24"/>
+          <w:szCs w:val="24"/>
+        </w:rPr>
+        <w:t>JSON.parse</w:t>
+      </w:r>
+      <w:proofErr w:type="spellEnd"/>
+      <w:r>
+        <w:rPr>
+          <w:sz w:val="24"/>
+          <w:szCs w:val="24"/>
+        </w:rPr>
+        <w:t>(</w:t>
+      </w:r>
+      <w:proofErr w:type="spellStart"/>
+      <w:proofErr w:type="gramStart"/>
+      <w:r>
+        <w:rPr>
+          <w:sz w:val="24"/>
+          <w:szCs w:val="24"/>
+        </w:rPr>
+        <w:t>event.body</w:t>
+      </w:r>
+      <w:proofErr w:type="spellEnd"/>
+      <w:proofErr w:type="gramEnd"/>
+      <w:r>
+        <w:rPr>
+          <w:sz w:val="24"/>
+          <w:szCs w:val="24"/>
+        </w:rPr>
+        <w:t>);</w:t>
       </w:r>
     </w:p>
     <w:p>
@@ -7953,7 +10132,23 @@
           <w:sz w:val="24"/>
           <w:szCs w:val="24"/>
         </w:rPr>
-        <w:t>if (!data.name) throw new Error("Name is required");</w:t>
+        <w:t xml:space="preserve">if </w:t>
+      </w:r>
+      <w:proofErr w:type="gramStart"/>
+      <w:r>
+        <w:rPr>
+          <w:sz w:val="24"/>
+          <w:szCs w:val="24"/>
+        </w:rPr>
+        <w:t>(!data.name</w:t>
+      </w:r>
+      <w:proofErr w:type="gramEnd"/>
+      <w:r>
+        <w:rPr>
+          <w:sz w:val="24"/>
+          <w:szCs w:val="24"/>
+        </w:rPr>
+        <w:t>) throw new Error("Name is required");</w:t>
       </w:r>
     </w:p>
     <w:p>
@@ -8006,12 +10201,21 @@
         </w:rPr>
         <w:tab/>
       </w:r>
-      <w:r>
-        <w:rPr>
-          <w:sz w:val="24"/>
-          <w:szCs w:val="24"/>
-        </w:rPr>
-        <w:t>statusCode: 200,</w:t>
+      <w:proofErr w:type="spellStart"/>
+      <w:r>
+        <w:rPr>
+          <w:sz w:val="24"/>
+          <w:szCs w:val="24"/>
+        </w:rPr>
+        <w:t>statusCode</w:t>
+      </w:r>
+      <w:proofErr w:type="spellEnd"/>
+      <w:r>
+        <w:rPr>
+          <w:sz w:val="24"/>
+          <w:szCs w:val="24"/>
+        </w:rPr>
+        <w:t>: 200,</w:t>
       </w:r>
     </w:p>
     <w:p>
@@ -8040,7 +10244,32 @@
           <w:sz w:val="24"/>
           <w:szCs w:val="24"/>
         </w:rPr>
-        <w:t>body: JSON.stringify({ message: `Hello, ${data.name}` })</w:t>
+        <w:t xml:space="preserve">body: </w:t>
+      </w:r>
+      <w:proofErr w:type="spellStart"/>
+      <w:r>
+        <w:rPr>
+          <w:sz w:val="24"/>
+          <w:szCs w:val="24"/>
+        </w:rPr>
+        <w:t>JSON.stringify</w:t>
+      </w:r>
+      <w:proofErr w:type="spellEnd"/>
+      <w:proofErr w:type="gramStart"/>
+      <w:r>
+        <w:rPr>
+          <w:sz w:val="24"/>
+          <w:szCs w:val="24"/>
+        </w:rPr>
+        <w:t>({ message</w:t>
+      </w:r>
+      <w:proofErr w:type="gramEnd"/>
+      <w:r>
+        <w:rPr>
+          <w:sz w:val="24"/>
+          <w:szCs w:val="24"/>
+        </w:rPr>
+        <w:t>: `Hello, ${data.name}` })</w:t>
       </w:r>
     </w:p>
     <w:p>
@@ -8156,7 +10385,23 @@
           <w:sz w:val="24"/>
           <w:szCs w:val="24"/>
         </w:rPr>
-        <w:t xml:space="preserve"> statusCode: 400,</w:t>
+        <w:t xml:space="preserve"> </w:t>
+      </w:r>
+      <w:proofErr w:type="spellStart"/>
+      <w:r>
+        <w:rPr>
+          <w:sz w:val="24"/>
+          <w:szCs w:val="24"/>
+        </w:rPr>
+        <w:t>statusCode</w:t>
+      </w:r>
+      <w:proofErr w:type="spellEnd"/>
+      <w:r>
+        <w:rPr>
+          <w:sz w:val="24"/>
+          <w:szCs w:val="24"/>
+        </w:rPr>
+        <w:t>: 400,</w:t>
       </w:r>
     </w:p>
     <w:p>
@@ -8185,7 +10430,48 @@
           <w:sz w:val="24"/>
           <w:szCs w:val="24"/>
         </w:rPr>
-        <w:t xml:space="preserve"> body: JSON.stringify({ error: err.message })</w:t>
+        <w:t xml:space="preserve"> body: </w:t>
+      </w:r>
+      <w:proofErr w:type="spellStart"/>
+      <w:r>
+        <w:rPr>
+          <w:sz w:val="24"/>
+          <w:szCs w:val="24"/>
+        </w:rPr>
+        <w:t>JSON.stringify</w:t>
+      </w:r>
+      <w:proofErr w:type="spellEnd"/>
+      <w:proofErr w:type="gramStart"/>
+      <w:r>
+        <w:rPr>
+          <w:sz w:val="24"/>
+          <w:szCs w:val="24"/>
+        </w:rPr>
+        <w:t>({ error</w:t>
+      </w:r>
+      <w:proofErr w:type="gramEnd"/>
+      <w:r>
+        <w:rPr>
+          <w:sz w:val="24"/>
+          <w:szCs w:val="24"/>
+        </w:rPr>
+        <w:t xml:space="preserve">: </w:t>
+      </w:r>
+      <w:proofErr w:type="spellStart"/>
+      <w:r>
+        <w:rPr>
+          <w:sz w:val="24"/>
+          <w:szCs w:val="24"/>
+        </w:rPr>
+        <w:t>err.message</w:t>
+      </w:r>
+      <w:proofErr w:type="spellEnd"/>
+      <w:r>
+        <w:rPr>
+          <w:sz w:val="24"/>
+          <w:szCs w:val="24"/>
+        </w:rPr>
+        <w:t xml:space="preserve"> })</w:t>
       </w:r>
     </w:p>
     <w:p>
@@ -8357,7 +10643,23 @@
           <w:sz w:val="24"/>
           <w:szCs w:val="24"/>
         </w:rPr>
-        <w:t>"statusCode": 200,</w:t>
+        <w:t>"</w:t>
+      </w:r>
+      <w:proofErr w:type="spellStart"/>
+      <w:r>
+        <w:rPr>
+          <w:sz w:val="24"/>
+          <w:szCs w:val="24"/>
+        </w:rPr>
+        <w:t>statusCode</w:t>
+      </w:r>
+      <w:proofErr w:type="spellEnd"/>
+      <w:r>
+        <w:rPr>
+          <w:sz w:val="24"/>
+          <w:szCs w:val="24"/>
+        </w:rPr>
+        <w:t>": 200,</w:t>
       </w:r>
     </w:p>
     <w:p>
@@ -8393,7 +10695,23 @@
           <w:sz w:val="24"/>
           <w:szCs w:val="24"/>
         </w:rPr>
-        <w:t>"body": "JSON.stringified response",</w:t>
+        <w:t>"body": "</w:t>
+      </w:r>
+      <w:proofErr w:type="spellStart"/>
+      <w:r>
+        <w:rPr>
+          <w:sz w:val="24"/>
+          <w:szCs w:val="24"/>
+        </w:rPr>
+        <w:t>JSON.stringified</w:t>
+      </w:r>
+      <w:proofErr w:type="spellEnd"/>
+      <w:r>
+        <w:rPr>
+          <w:sz w:val="24"/>
+          <w:szCs w:val="24"/>
+        </w:rPr>
+        <w:t xml:space="preserve"> response",</w:t>
       </w:r>
     </w:p>
     <w:p>
@@ -8429,7 +10747,39 @@
           <w:sz w:val="24"/>
           <w:szCs w:val="24"/>
         </w:rPr>
-        <w:t>"headers": { "Content-Type": "application/json" }</w:t>
+        <w:t xml:space="preserve">"headers": </w:t>
+      </w:r>
+      <w:proofErr w:type="gramStart"/>
+      <w:r>
+        <w:rPr>
+          <w:sz w:val="24"/>
+          <w:szCs w:val="24"/>
+        </w:rPr>
+        <w:t>{ "</w:t>
+      </w:r>
+      <w:proofErr w:type="gramEnd"/>
+      <w:r>
+        <w:rPr>
+          <w:sz w:val="24"/>
+          <w:szCs w:val="24"/>
+        </w:rPr>
+        <w:t>Content-Type": "application/</w:t>
+      </w:r>
+      <w:proofErr w:type="spellStart"/>
+      <w:r>
+        <w:rPr>
+          <w:sz w:val="24"/>
+          <w:szCs w:val="24"/>
+        </w:rPr>
+        <w:t>json</w:t>
+      </w:r>
+      <w:proofErr w:type="spellEnd"/>
+      <w:r>
+        <w:rPr>
+          <w:sz w:val="24"/>
+          <w:szCs w:val="24"/>
+        </w:rPr>
+        <w:t>" }</w:t>
       </w:r>
     </w:p>
     <w:p>
@@ -8528,7 +10878,23 @@
           <w:sz w:val="24"/>
           <w:szCs w:val="24"/>
         </w:rPr>
-        <w:t xml:space="preserve">AWS Lambda provides a /tmp directory with </w:t>
+        <w:t>AWS Lambda provides a /</w:t>
+      </w:r>
+      <w:proofErr w:type="spellStart"/>
+      <w:r>
+        <w:rPr>
+          <w:sz w:val="24"/>
+          <w:szCs w:val="24"/>
+        </w:rPr>
+        <w:t>tmp</w:t>
+      </w:r>
+      <w:proofErr w:type="spellEnd"/>
+      <w:r>
+        <w:rPr>
+          <w:sz w:val="24"/>
+          <w:szCs w:val="24"/>
+        </w:rPr>
+        <w:t xml:space="preserve"> directory with </w:t>
       </w:r>
       <w:r>
         <w:rPr>
@@ -8590,56 +10956,101 @@
         </w:rPr>
         <w:tab/>
       </w:r>
-      <w:r>
-        <w:rPr>
-          <w:sz w:val="24"/>
-          <w:szCs w:val="24"/>
-        </w:rPr>
-        <w:t>const fs = require('fs');</w:t>
-      </w:r>
-    </w:p>
-    <w:p>
-      <w:pPr>
-        <w:rPr>
-          <w:sz w:val="24"/>
-          <w:szCs w:val="24"/>
-        </w:rPr>
-      </w:pPr>
-      <w:r>
-        <w:rPr>
-          <w:sz w:val="24"/>
-          <w:szCs w:val="24"/>
-        </w:rPr>
-        <w:tab/>
-      </w:r>
-      <w:r>
-        <w:rPr>
-          <w:sz w:val="24"/>
-          <w:szCs w:val="24"/>
-        </w:rPr>
-        <w:t>const path = '/tmp/sample.txt';</w:t>
-      </w:r>
-    </w:p>
-    <w:p>
-      <w:pPr>
-        <w:rPr>
-          <w:sz w:val="24"/>
-          <w:szCs w:val="24"/>
-        </w:rPr>
-      </w:pPr>
-      <w:r>
-        <w:rPr>
-          <w:sz w:val="24"/>
-          <w:szCs w:val="24"/>
-        </w:rPr>
-        <w:tab/>
-      </w:r>
-      <w:r>
-        <w:rPr>
-          <w:sz w:val="24"/>
-          <w:szCs w:val="24"/>
-        </w:rPr>
-        <w:t>exports.handler = async () =&gt; {</w:t>
+      <w:proofErr w:type="spellStart"/>
+      <w:r>
+        <w:rPr>
+          <w:sz w:val="24"/>
+          <w:szCs w:val="24"/>
+        </w:rPr>
+        <w:t>const</w:t>
+      </w:r>
+      <w:proofErr w:type="spellEnd"/>
+      <w:r>
+        <w:rPr>
+          <w:sz w:val="24"/>
+          <w:szCs w:val="24"/>
+        </w:rPr>
+        <w:t xml:space="preserve"> fs = require('fs');</w:t>
+      </w:r>
+    </w:p>
+    <w:p>
+      <w:pPr>
+        <w:rPr>
+          <w:sz w:val="24"/>
+          <w:szCs w:val="24"/>
+        </w:rPr>
+      </w:pPr>
+      <w:r>
+        <w:rPr>
+          <w:sz w:val="24"/>
+          <w:szCs w:val="24"/>
+        </w:rPr>
+        <w:tab/>
+      </w:r>
+      <w:proofErr w:type="spellStart"/>
+      <w:r>
+        <w:rPr>
+          <w:sz w:val="24"/>
+          <w:szCs w:val="24"/>
+        </w:rPr>
+        <w:t>const</w:t>
+      </w:r>
+      <w:proofErr w:type="spellEnd"/>
+      <w:r>
+        <w:rPr>
+          <w:sz w:val="24"/>
+          <w:szCs w:val="24"/>
+        </w:rPr>
+        <w:t xml:space="preserve"> path = '/</w:t>
+      </w:r>
+      <w:proofErr w:type="spellStart"/>
+      <w:r>
+        <w:rPr>
+          <w:sz w:val="24"/>
+          <w:szCs w:val="24"/>
+        </w:rPr>
+        <w:t>tmp</w:t>
+      </w:r>
+      <w:proofErr w:type="spellEnd"/>
+      <w:r>
+        <w:rPr>
+          <w:sz w:val="24"/>
+          <w:szCs w:val="24"/>
+        </w:rPr>
+        <w:t>/sample.txt';</w:t>
+      </w:r>
+    </w:p>
+    <w:p>
+      <w:pPr>
+        <w:rPr>
+          <w:sz w:val="24"/>
+          <w:szCs w:val="24"/>
+        </w:rPr>
+      </w:pPr>
+      <w:r>
+        <w:rPr>
+          <w:sz w:val="24"/>
+          <w:szCs w:val="24"/>
+        </w:rPr>
+        <w:tab/>
+      </w:r>
+      <w:proofErr w:type="spellStart"/>
+      <w:proofErr w:type="gramStart"/>
+      <w:r>
+        <w:rPr>
+          <w:sz w:val="24"/>
+          <w:szCs w:val="24"/>
+        </w:rPr>
+        <w:t>exports.handler</w:t>
+      </w:r>
+      <w:proofErr w:type="spellEnd"/>
+      <w:proofErr w:type="gramEnd"/>
+      <w:r>
+        <w:rPr>
+          <w:sz w:val="24"/>
+          <w:szCs w:val="24"/>
+        </w:rPr>
+        <w:t xml:space="preserve"> = async () =&gt; {</w:t>
       </w:r>
     </w:p>
     <w:p>
@@ -8663,12 +11074,23 @@
         </w:rPr>
         <w:tab/>
       </w:r>
-      <w:r>
-        <w:rPr>
-          <w:sz w:val="24"/>
-          <w:szCs w:val="24"/>
-        </w:rPr>
-        <w:t>fs.writeFileSync(path, 'Hello from Lambda!');</w:t>
+      <w:proofErr w:type="spellStart"/>
+      <w:proofErr w:type="gramStart"/>
+      <w:r>
+        <w:rPr>
+          <w:sz w:val="24"/>
+          <w:szCs w:val="24"/>
+        </w:rPr>
+        <w:t>fs.writeFileSync</w:t>
+      </w:r>
+      <w:proofErr w:type="spellEnd"/>
+      <w:proofErr w:type="gramEnd"/>
+      <w:r>
+        <w:rPr>
+          <w:sz w:val="24"/>
+          <w:szCs w:val="24"/>
+        </w:rPr>
+        <w:t>(path, 'Hello from Lambda!');</w:t>
       </w:r>
     </w:p>
     <w:p>
@@ -8692,12 +11114,39 @@
         </w:rPr>
         <w:tab/>
       </w:r>
-      <w:r>
-        <w:rPr>
-          <w:sz w:val="24"/>
-          <w:szCs w:val="24"/>
-        </w:rPr>
-        <w:t>const data = fs.readFileSync(path, 'utf8');</w:t>
+      <w:proofErr w:type="spellStart"/>
+      <w:r>
+        <w:rPr>
+          <w:sz w:val="24"/>
+          <w:szCs w:val="24"/>
+        </w:rPr>
+        <w:t>const</w:t>
+      </w:r>
+      <w:proofErr w:type="spellEnd"/>
+      <w:r>
+        <w:rPr>
+          <w:sz w:val="24"/>
+          <w:szCs w:val="24"/>
+        </w:rPr>
+        <w:t xml:space="preserve"> data = </w:t>
+      </w:r>
+      <w:proofErr w:type="spellStart"/>
+      <w:proofErr w:type="gramStart"/>
+      <w:r>
+        <w:rPr>
+          <w:sz w:val="24"/>
+          <w:szCs w:val="24"/>
+        </w:rPr>
+        <w:t>fs.readFileSync</w:t>
+      </w:r>
+      <w:proofErr w:type="spellEnd"/>
+      <w:proofErr w:type="gramEnd"/>
+      <w:r>
+        <w:rPr>
+          <w:sz w:val="24"/>
+          <w:szCs w:val="24"/>
+        </w:rPr>
+        <w:t>(path, 'utf8');</w:t>
       </w:r>
     </w:p>
     <w:p>
@@ -8779,7 +11228,23 @@
           <w:sz w:val="24"/>
           <w:szCs w:val="24"/>
         </w:rPr>
-        <w:t xml:space="preserve"> outside /tmp. For file processing at scale, use S3 instead.</w:t>
+        <w:t xml:space="preserve"> outside /</w:t>
+      </w:r>
+      <w:proofErr w:type="spellStart"/>
+      <w:r>
+        <w:rPr>
+          <w:sz w:val="24"/>
+          <w:szCs w:val="24"/>
+        </w:rPr>
+        <w:t>tmp</w:t>
+      </w:r>
+      <w:proofErr w:type="spellEnd"/>
+      <w:r>
+        <w:rPr>
+          <w:sz w:val="24"/>
+          <w:szCs w:val="24"/>
+        </w:rPr>
+        <w:t>. For file processing at scale, use S3 instead.</w:t>
       </w:r>
     </w:p>
     <w:p>
@@ -8860,12 +11325,23 @@
         </w:rPr>
         <w:tab/>
       </w:r>
-      <w:r>
-        <w:rPr>
-          <w:sz w:val="24"/>
-          <w:szCs w:val="24"/>
-        </w:rPr>
-        <w:t>exports.handler = async (event, context) =&gt; {</w:t>
+      <w:proofErr w:type="spellStart"/>
+      <w:proofErr w:type="gramStart"/>
+      <w:r>
+        <w:rPr>
+          <w:sz w:val="24"/>
+          <w:szCs w:val="24"/>
+        </w:rPr>
+        <w:t>exports.handler</w:t>
+      </w:r>
+      <w:proofErr w:type="spellEnd"/>
+      <w:proofErr w:type="gramEnd"/>
+      <w:r>
+        <w:rPr>
+          <w:sz w:val="24"/>
+          <w:szCs w:val="24"/>
+        </w:rPr>
+        <w:t xml:space="preserve"> = async (event, context) =&gt; {</w:t>
       </w:r>
     </w:p>
     <w:p>
@@ -8894,7 +11370,39 @@
           <w:sz w:val="24"/>
           <w:szCs w:val="24"/>
         </w:rPr>
-        <w:t xml:space="preserve"> console.log('Request ID:', context.awsRequestId);</w:t>
+        <w:t xml:space="preserve"> </w:t>
+      </w:r>
+      <w:proofErr w:type="gramStart"/>
+      <w:r>
+        <w:rPr>
+          <w:sz w:val="24"/>
+          <w:szCs w:val="24"/>
+        </w:rPr>
+        <w:t>console.log(</w:t>
+      </w:r>
+      <w:proofErr w:type="gramEnd"/>
+      <w:r>
+        <w:rPr>
+          <w:sz w:val="24"/>
+          <w:szCs w:val="24"/>
+        </w:rPr>
+        <w:t xml:space="preserve">'Request ID:', </w:t>
+      </w:r>
+      <w:proofErr w:type="spellStart"/>
+      <w:r>
+        <w:rPr>
+          <w:sz w:val="24"/>
+          <w:szCs w:val="24"/>
+        </w:rPr>
+        <w:t>context.awsRequestId</w:t>
+      </w:r>
+      <w:proofErr w:type="spellEnd"/>
+      <w:r>
+        <w:rPr>
+          <w:sz w:val="24"/>
+          <w:szCs w:val="24"/>
+        </w:rPr>
+        <w:t>);</w:t>
       </w:r>
     </w:p>
     <w:p>
@@ -8918,12 +11426,37 @@
         </w:rPr>
         <w:tab/>
       </w:r>
-      <w:r>
-        <w:rPr>
-          <w:sz w:val="24"/>
-          <w:szCs w:val="24"/>
-        </w:rPr>
-        <w:t>console.log('HTTP Method:', event.httpMethod);</w:t>
+      <w:proofErr w:type="gramStart"/>
+      <w:r>
+        <w:rPr>
+          <w:sz w:val="24"/>
+          <w:szCs w:val="24"/>
+        </w:rPr>
+        <w:t>console.log(</w:t>
+      </w:r>
+      <w:proofErr w:type="gramEnd"/>
+      <w:r>
+        <w:rPr>
+          <w:sz w:val="24"/>
+          <w:szCs w:val="24"/>
+        </w:rPr>
+        <w:t xml:space="preserve">'HTTP Method:', </w:t>
+      </w:r>
+      <w:proofErr w:type="spellStart"/>
+      <w:r>
+        <w:rPr>
+          <w:sz w:val="24"/>
+          <w:szCs w:val="24"/>
+        </w:rPr>
+        <w:t>event.httpMethod</w:t>
+      </w:r>
+      <w:proofErr w:type="spellEnd"/>
+      <w:r>
+        <w:rPr>
+          <w:sz w:val="24"/>
+          <w:szCs w:val="24"/>
+        </w:rPr>
+        <w:t>);</w:t>
       </w:r>
     </w:p>
     <w:p>
@@ -8947,12 +11480,37 @@
         </w:rPr>
         <w:tab/>
       </w:r>
-      <w:r>
-        <w:rPr>
-          <w:sz w:val="24"/>
-          <w:szCs w:val="24"/>
-        </w:rPr>
-        <w:t>console.log('Headers:', event.headers);</w:t>
+      <w:proofErr w:type="gramStart"/>
+      <w:r>
+        <w:rPr>
+          <w:sz w:val="24"/>
+          <w:szCs w:val="24"/>
+        </w:rPr>
+        <w:t>console.log(</w:t>
+      </w:r>
+      <w:proofErr w:type="gramEnd"/>
+      <w:r>
+        <w:rPr>
+          <w:sz w:val="24"/>
+          <w:szCs w:val="24"/>
+        </w:rPr>
+        <w:t xml:space="preserve">'Headers:', </w:t>
+      </w:r>
+      <w:proofErr w:type="spellStart"/>
+      <w:r>
+        <w:rPr>
+          <w:sz w:val="24"/>
+          <w:szCs w:val="24"/>
+        </w:rPr>
+        <w:t>event.headers</w:t>
+      </w:r>
+      <w:proofErr w:type="spellEnd"/>
+      <w:r>
+        <w:rPr>
+          <w:sz w:val="24"/>
+          <w:szCs w:val="24"/>
+        </w:rPr>
+        <w:t>);</w:t>
       </w:r>
     </w:p>
     <w:p>
@@ -9044,12 +11602,21 @@
         </w:rPr>
         <w:tab/>
       </w:r>
-      <w:r>
-        <w:rPr>
-          <w:sz w:val="24"/>
-          <w:szCs w:val="24"/>
-        </w:rPr>
-        <w:t>statusCode: 200,</w:t>
+      <w:proofErr w:type="spellStart"/>
+      <w:r>
+        <w:rPr>
+          <w:sz w:val="24"/>
+          <w:szCs w:val="24"/>
+        </w:rPr>
+        <w:t>statusCode</w:t>
+      </w:r>
+      <w:proofErr w:type="spellEnd"/>
+      <w:r>
+        <w:rPr>
+          <w:sz w:val="24"/>
+          <w:szCs w:val="24"/>
+        </w:rPr>
+        <w:t>: 200,</w:t>
       </w:r>
     </w:p>
     <w:p>
@@ -9121,7 +11688,23 @@
           <w:sz w:val="24"/>
           <w:szCs w:val="24"/>
         </w:rPr>
-        <w:t>"Content-Type": "application/json"</w:t>
+        <w:t>"Content-Type": "application/</w:t>
+      </w:r>
+      <w:proofErr w:type="spellStart"/>
+      <w:r>
+        <w:rPr>
+          <w:sz w:val="24"/>
+          <w:szCs w:val="24"/>
+        </w:rPr>
+        <w:t>json</w:t>
+      </w:r>
+      <w:proofErr w:type="spellEnd"/>
+      <w:r>
+        <w:rPr>
+          <w:sz w:val="24"/>
+          <w:szCs w:val="24"/>
+        </w:rPr>
+        <w:t>"</w:t>
       </w:r>
     </w:p>
     <w:p>
@@ -9193,7 +11776,32 @@
           <w:sz w:val="24"/>
           <w:szCs w:val="24"/>
         </w:rPr>
-        <w:t xml:space="preserve"> body: JSON.stringify({ message: "Success" })</w:t>
+        <w:t xml:space="preserve"> body: </w:t>
+      </w:r>
+      <w:proofErr w:type="spellStart"/>
+      <w:r>
+        <w:rPr>
+          <w:sz w:val="24"/>
+          <w:szCs w:val="24"/>
+        </w:rPr>
+        <w:t>JSON.stringify</w:t>
+      </w:r>
+      <w:proofErr w:type="spellEnd"/>
+      <w:proofErr w:type="gramStart"/>
+      <w:r>
+        <w:rPr>
+          <w:sz w:val="24"/>
+          <w:szCs w:val="24"/>
+        </w:rPr>
+        <w:t>({ message</w:t>
+      </w:r>
+      <w:proofErr w:type="gramEnd"/>
+      <w:r>
+        <w:rPr>
+          <w:sz w:val="24"/>
+          <w:szCs w:val="24"/>
+        </w:rPr>
+        <w:t>: "Success" })</w:t>
       </w:r>
     </w:p>
     <w:p>
@@ -9366,34 +11974,109 @@
         </w:rPr>
         <w:tab/>
       </w:r>
-      <w:r>
-        <w:rPr>
-          <w:sz w:val="24"/>
-          <w:szCs w:val="24"/>
-        </w:rPr>
-        <w:t>const dbHost = process.env.DB_HOST;</w:t>
-      </w:r>
-    </w:p>
-    <w:p>
-      <w:pPr>
-        <w:rPr>
-          <w:sz w:val="24"/>
-          <w:szCs w:val="24"/>
-        </w:rPr>
-      </w:pPr>
-      <w:r>
-        <w:rPr>
-          <w:sz w:val="24"/>
-          <w:szCs w:val="24"/>
-        </w:rPr>
-        <w:tab/>
-      </w:r>
-      <w:r>
-        <w:rPr>
-          <w:sz w:val="24"/>
-          <w:szCs w:val="24"/>
-        </w:rPr>
-        <w:t>const env = process.env.NODE_ENV;</w:t>
+      <w:proofErr w:type="spellStart"/>
+      <w:r>
+        <w:rPr>
+          <w:sz w:val="24"/>
+          <w:szCs w:val="24"/>
+        </w:rPr>
+        <w:t>const</w:t>
+      </w:r>
+      <w:proofErr w:type="spellEnd"/>
+      <w:r>
+        <w:rPr>
+          <w:sz w:val="24"/>
+          <w:szCs w:val="24"/>
+        </w:rPr>
+        <w:t xml:space="preserve"> </w:t>
+      </w:r>
+      <w:proofErr w:type="spellStart"/>
+      <w:r>
+        <w:rPr>
+          <w:sz w:val="24"/>
+          <w:szCs w:val="24"/>
+        </w:rPr>
+        <w:t>dbHost</w:t>
+      </w:r>
+      <w:proofErr w:type="spellEnd"/>
+      <w:r>
+        <w:rPr>
+          <w:sz w:val="24"/>
+          <w:szCs w:val="24"/>
+        </w:rPr>
+        <w:t xml:space="preserve"> = </w:t>
+      </w:r>
+      <w:proofErr w:type="spellStart"/>
+      <w:r>
+        <w:rPr>
+          <w:sz w:val="24"/>
+          <w:szCs w:val="24"/>
+        </w:rPr>
+        <w:t>process.env.DB_HOST</w:t>
+      </w:r>
+      <w:proofErr w:type="spellEnd"/>
+      <w:r>
+        <w:rPr>
+          <w:sz w:val="24"/>
+          <w:szCs w:val="24"/>
+        </w:rPr>
+        <w:t>;</w:t>
+      </w:r>
+    </w:p>
+    <w:p>
+      <w:pPr>
+        <w:rPr>
+          <w:sz w:val="24"/>
+          <w:szCs w:val="24"/>
+        </w:rPr>
+      </w:pPr>
+      <w:r>
+        <w:rPr>
+          <w:sz w:val="24"/>
+          <w:szCs w:val="24"/>
+        </w:rPr>
+        <w:tab/>
+      </w:r>
+      <w:proofErr w:type="spellStart"/>
+      <w:r>
+        <w:rPr>
+          <w:sz w:val="24"/>
+          <w:szCs w:val="24"/>
+        </w:rPr>
+        <w:t>const</w:t>
+      </w:r>
+      <w:proofErr w:type="spellEnd"/>
+      <w:r>
+        <w:rPr>
+          <w:sz w:val="24"/>
+          <w:szCs w:val="24"/>
+        </w:rPr>
+        <w:t xml:space="preserve"> env = </w:t>
+      </w:r>
+      <w:proofErr w:type="spellStart"/>
+      <w:proofErr w:type="gramStart"/>
+      <w:r>
+        <w:rPr>
+          <w:sz w:val="24"/>
+          <w:szCs w:val="24"/>
+        </w:rPr>
+        <w:t>process.env.NODE</w:t>
+      </w:r>
+      <w:proofErr w:type="gramEnd"/>
+      <w:r>
+        <w:rPr>
+          <w:sz w:val="24"/>
+          <w:szCs w:val="24"/>
+        </w:rPr>
+        <w:t>_ENV</w:t>
+      </w:r>
+      <w:proofErr w:type="spellEnd"/>
+      <w:r>
+        <w:rPr>
+          <w:sz w:val="24"/>
+          <w:szCs w:val="24"/>
+        </w:rPr>
+        <w:t>;</w:t>
       </w:r>
     </w:p>
     <w:p>
@@ -9460,13 +12143,31 @@
           <w:szCs w:val="24"/>
         </w:rPr>
       </w:pPr>
-      <w:r>
-        <w:rPr>
-          <w:sz w:val="24"/>
-          <w:szCs w:val="24"/>
-        </w:rPr>
-        <w:t>serverless.yml or SAM templates if using IaC</w:t>
-      </w:r>
+      <w:proofErr w:type="spellStart"/>
+      <w:r>
+        <w:rPr>
+          <w:sz w:val="24"/>
+          <w:szCs w:val="24"/>
+        </w:rPr>
+        <w:t>serverless.yml</w:t>
+      </w:r>
+      <w:proofErr w:type="spellEnd"/>
+      <w:r>
+        <w:rPr>
+          <w:sz w:val="24"/>
+          <w:szCs w:val="24"/>
+        </w:rPr>
+        <w:t xml:space="preserve"> or SAM templates if using </w:t>
+      </w:r>
+      <w:proofErr w:type="spellStart"/>
+      <w:r>
+        <w:rPr>
+          <w:sz w:val="24"/>
+          <w:szCs w:val="24"/>
+        </w:rPr>
+        <w:t>IaC</w:t>
+      </w:r>
+      <w:proofErr w:type="spellEnd"/>
     </w:p>
     <w:p>
       <w:pPr>
@@ -9532,6 +12233,7 @@
       <w:tblPr>
         <w:tblW w:w="0" w:type="auto"/>
         <w:tblCellSpacing w:w="15" w:type="dxa"/>
+        <w:tblInd w:w="418" w:type="dxa"/>
         <w:tblCellMar>
           <w:top w:w="15" w:type="dxa"/>
           <w:left w:w="15" w:type="dxa"/>
@@ -9619,6 +12321,7 @@
                 <w:szCs w:val="24"/>
               </w:rPr>
             </w:pPr>
+            <w:proofErr w:type="spellStart"/>
             <w:r>
               <w:rPr>
                 <w:sz w:val="24"/>
@@ -9626,6 +12329,7 @@
               </w:rPr>
               <w:t>axios</w:t>
             </w:r>
+            <w:proofErr w:type="spellEnd"/>
           </w:p>
         </w:tc>
         <w:tc>
@@ -9668,6 +12372,7 @@
                 <w:szCs w:val="24"/>
               </w:rPr>
             </w:pPr>
+            <w:proofErr w:type="spellStart"/>
             <w:r>
               <w:rPr>
                 <w:sz w:val="24"/>
@@ -9675,6 +12380,7 @@
               </w:rPr>
               <w:t>uuid</w:t>
             </w:r>
+            <w:proofErr w:type="spellEnd"/>
           </w:p>
         </w:tc>
         <w:tc>
@@ -9722,8 +12428,17 @@
                 <w:sz w:val="24"/>
                 <w:szCs w:val="24"/>
               </w:rPr>
-              <w:t>moment or date-fns</w:t>
+              <w:t>moment or date-</w:t>
             </w:r>
+            <w:proofErr w:type="spellStart"/>
+            <w:r>
+              <w:rPr>
+                <w:sz w:val="24"/>
+                <w:szCs w:val="24"/>
+              </w:rPr>
+              <w:t>fns</w:t>
+            </w:r>
+            <w:proofErr w:type="spellEnd"/>
           </w:p>
         </w:tc>
         <w:tc>
@@ -9776,51 +12491,123 @@
           <w:sz w:val="24"/>
           <w:szCs w:val="24"/>
         </w:rPr>
-        <w:t xml:space="preserve"> Example with Axios:</w:t>
-      </w:r>
-    </w:p>
-    <w:p>
-      <w:pPr>
-        <w:rPr>
-          <w:sz w:val="24"/>
-          <w:szCs w:val="24"/>
-        </w:rPr>
-      </w:pPr>
-      <w:r>
-        <w:rPr>
-          <w:sz w:val="24"/>
-          <w:szCs w:val="24"/>
-        </w:rPr>
-        <w:tab/>
-      </w:r>
-      <w:r>
-        <w:rPr>
-          <w:sz w:val="24"/>
-          <w:szCs w:val="24"/>
-        </w:rPr>
-        <w:t>const axios = require('axios');</w:t>
-      </w:r>
-    </w:p>
-    <w:p>
-      <w:pPr>
-        <w:rPr>
-          <w:sz w:val="24"/>
-          <w:szCs w:val="24"/>
-        </w:rPr>
-      </w:pPr>
-      <w:r>
-        <w:rPr>
-          <w:sz w:val="24"/>
-          <w:szCs w:val="24"/>
-        </w:rPr>
-        <w:tab/>
-      </w:r>
-      <w:r>
-        <w:rPr>
-          <w:sz w:val="24"/>
-          <w:szCs w:val="24"/>
-        </w:rPr>
-        <w:t>exports.handler = async () =&gt; {</w:t>
+        <w:t xml:space="preserve"> Example with </w:t>
+      </w:r>
+      <w:proofErr w:type="spellStart"/>
+      <w:r>
+        <w:rPr>
+          <w:b/>
+          <w:bCs/>
+          <w:sz w:val="24"/>
+          <w:szCs w:val="24"/>
+        </w:rPr>
+        <w:t>Axios</w:t>
+      </w:r>
+      <w:proofErr w:type="spellEnd"/>
+      <w:r>
+        <w:rPr>
+          <w:b/>
+          <w:bCs/>
+          <w:sz w:val="24"/>
+          <w:szCs w:val="24"/>
+        </w:rPr>
+        <w:t>:</w:t>
+      </w:r>
+    </w:p>
+    <w:p>
+      <w:pPr>
+        <w:rPr>
+          <w:sz w:val="24"/>
+          <w:szCs w:val="24"/>
+        </w:rPr>
+      </w:pPr>
+      <w:r>
+        <w:rPr>
+          <w:sz w:val="24"/>
+          <w:szCs w:val="24"/>
+        </w:rPr>
+        <w:tab/>
+      </w:r>
+      <w:proofErr w:type="spellStart"/>
+      <w:r>
+        <w:rPr>
+          <w:sz w:val="24"/>
+          <w:szCs w:val="24"/>
+        </w:rPr>
+        <w:t>const</w:t>
+      </w:r>
+      <w:proofErr w:type="spellEnd"/>
+      <w:r>
+        <w:rPr>
+          <w:sz w:val="24"/>
+          <w:szCs w:val="24"/>
+        </w:rPr>
+        <w:t xml:space="preserve"> </w:t>
+      </w:r>
+      <w:proofErr w:type="spellStart"/>
+      <w:r>
+        <w:rPr>
+          <w:sz w:val="24"/>
+          <w:szCs w:val="24"/>
+        </w:rPr>
+        <w:t>axios</w:t>
+      </w:r>
+      <w:proofErr w:type="spellEnd"/>
+      <w:r>
+        <w:rPr>
+          <w:sz w:val="24"/>
+          <w:szCs w:val="24"/>
+        </w:rPr>
+        <w:t xml:space="preserve"> = require('</w:t>
+      </w:r>
+      <w:proofErr w:type="spellStart"/>
+      <w:r>
+        <w:rPr>
+          <w:sz w:val="24"/>
+          <w:szCs w:val="24"/>
+        </w:rPr>
+        <w:t>axios</w:t>
+      </w:r>
+      <w:proofErr w:type="spellEnd"/>
+      <w:r>
+        <w:rPr>
+          <w:sz w:val="24"/>
+          <w:szCs w:val="24"/>
+        </w:rPr>
+        <w:t>');</w:t>
+      </w:r>
+    </w:p>
+    <w:p>
+      <w:pPr>
+        <w:rPr>
+          <w:sz w:val="24"/>
+          <w:szCs w:val="24"/>
+        </w:rPr>
+      </w:pPr>
+      <w:r>
+        <w:rPr>
+          <w:sz w:val="24"/>
+          <w:szCs w:val="24"/>
+        </w:rPr>
+        <w:tab/>
+      </w:r>
+      <w:proofErr w:type="spellStart"/>
+      <w:proofErr w:type="gramStart"/>
+      <w:r>
+        <w:rPr>
+          <w:sz w:val="24"/>
+          <w:szCs w:val="24"/>
+        </w:rPr>
+        <w:t>exports.handler</w:t>
+      </w:r>
+      <w:proofErr w:type="spellEnd"/>
+      <w:proofErr w:type="gramEnd"/>
+      <w:r>
+        <w:rPr>
+          <w:sz w:val="24"/>
+          <w:szCs w:val="24"/>
+        </w:rPr>
+        <w:t xml:space="preserve"> = async () =&gt; {</w:t>
       </w:r>
     </w:p>
     <w:p>
@@ -9844,12 +12631,37 @@
         </w:rPr>
         <w:tab/>
       </w:r>
-      <w:r>
-        <w:rPr>
-          <w:sz w:val="24"/>
-          <w:szCs w:val="24"/>
-        </w:rPr>
-        <w:t>const res = await axios.get('https://api.github.com');</w:t>
+      <w:proofErr w:type="spellStart"/>
+      <w:r>
+        <w:rPr>
+          <w:sz w:val="24"/>
+          <w:szCs w:val="24"/>
+        </w:rPr>
+        <w:t>const</w:t>
+      </w:r>
+      <w:proofErr w:type="spellEnd"/>
+      <w:r>
+        <w:rPr>
+          <w:sz w:val="24"/>
+          <w:szCs w:val="24"/>
+        </w:rPr>
+        <w:t xml:space="preserve"> res = await </w:t>
+      </w:r>
+      <w:proofErr w:type="spellStart"/>
+      <w:r>
+        <w:rPr>
+          <w:sz w:val="24"/>
+          <w:szCs w:val="24"/>
+        </w:rPr>
+        <w:t>axios.get</w:t>
+      </w:r>
+      <w:proofErr w:type="spellEnd"/>
+      <w:r>
+        <w:rPr>
+          <w:sz w:val="24"/>
+          <w:szCs w:val="24"/>
+        </w:rPr>
+        <w:t>('https://api.github.com');</w:t>
       </w:r>
     </w:p>
     <w:p>
@@ -9902,12 +12714,21 @@
         </w:rPr>
         <w:tab/>
       </w:r>
-      <w:r>
-        <w:rPr>
-          <w:sz w:val="24"/>
-          <w:szCs w:val="24"/>
-        </w:rPr>
-        <w:t>statusCode: 200,</w:t>
+      <w:proofErr w:type="spellStart"/>
+      <w:r>
+        <w:rPr>
+          <w:sz w:val="24"/>
+          <w:szCs w:val="24"/>
+        </w:rPr>
+        <w:t>statusCode</w:t>
+      </w:r>
+      <w:proofErr w:type="spellEnd"/>
+      <w:r>
+        <w:rPr>
+          <w:sz w:val="24"/>
+          <w:szCs w:val="24"/>
+        </w:rPr>
+        <w:t>: 200,</w:t>
       </w:r>
     </w:p>
     <w:p>
@@ -9936,7 +12757,39 @@
           <w:sz w:val="24"/>
           <w:szCs w:val="24"/>
         </w:rPr>
-        <w:t xml:space="preserve"> body: JSON.stringify(res.data)</w:t>
+        <w:t xml:space="preserve"> body: </w:t>
+      </w:r>
+      <w:proofErr w:type="spellStart"/>
+      <w:r>
+        <w:rPr>
+          <w:sz w:val="24"/>
+          <w:szCs w:val="24"/>
+        </w:rPr>
+        <w:t>JSON.stringify</w:t>
+      </w:r>
+      <w:proofErr w:type="spellEnd"/>
+      <w:r>
+        <w:rPr>
+          <w:sz w:val="24"/>
+          <w:szCs w:val="24"/>
+        </w:rPr>
+        <w:t>(</w:t>
+      </w:r>
+      <w:proofErr w:type="spellStart"/>
+      <w:r>
+        <w:rPr>
+          <w:sz w:val="24"/>
+          <w:szCs w:val="24"/>
+        </w:rPr>
+        <w:t>res.data</w:t>
+      </w:r>
+      <w:proofErr w:type="spellEnd"/>
+      <w:r>
+        <w:rPr>
+          <w:sz w:val="24"/>
+          <w:szCs w:val="24"/>
+        </w:rPr>
+        <w:t>)</w:t>
       </w:r>
     </w:p>
     <w:p>
@@ -9997,15 +12850,6 @@
           <w:szCs w:val="24"/>
         </w:rPr>
       </w:pPr>
-      <w:r>
-        <w:rPr>
-          <w:sz w:val="24"/>
-          <w:szCs w:val="24"/>
-        </w:rPr>
-        <w:pict w14:anchorId="2A3DF3E9">
-          <v:rect id="_x0000_i1108" style="width:0;height:1.5pt" o:hralign="center" o:hrstd="t" o:hr="t" fillcolor="#a0a0a0" stroked="f"/>
-        </w:pict>
-      </w:r>
     </w:p>
     <w:p>
       <w:pPr>
@@ -10037,22 +12881,12 @@
       </w:pPr>
       <w:r>
         <w:rPr>
-          <w:rFonts w:ascii="Segoe UI Emoji" w:hAnsi="Segoe UI Emoji" w:cs="Segoe UI Emoji"/>
-          <w:b/>
-          <w:bCs/>
-          <w:sz w:val="24"/>
-          <w:szCs w:val="24"/>
-        </w:rPr>
-        <w:t>✅</w:t>
-      </w:r>
-      <w:r>
-        <w:rPr>
-          <w:b/>
-          <w:bCs/>
-          <w:sz w:val="24"/>
-          <w:szCs w:val="24"/>
-        </w:rPr>
-        <w:t xml:space="preserve"> Option 1: Manual ZIP</w:t>
+          <w:b/>
+          <w:bCs/>
+          <w:sz w:val="24"/>
+          <w:szCs w:val="24"/>
+        </w:rPr>
+        <w:t>Option 1: Manual ZIP</w:t>
       </w:r>
     </w:p>
     <w:p>
@@ -10085,12 +12919,37 @@
           <w:szCs w:val="24"/>
         </w:rPr>
       </w:pPr>
-      <w:r>
-        <w:rPr>
-          <w:sz w:val="24"/>
-          <w:szCs w:val="24"/>
-        </w:rPr>
-        <w:t>npm init -y</w:t>
+      <w:proofErr w:type="spellStart"/>
+      <w:r>
+        <w:rPr>
+          <w:sz w:val="24"/>
+          <w:szCs w:val="24"/>
+        </w:rPr>
+        <w:t>npm</w:t>
+      </w:r>
+      <w:proofErr w:type="spellEnd"/>
+      <w:r>
+        <w:rPr>
+          <w:sz w:val="24"/>
+          <w:szCs w:val="24"/>
+        </w:rPr>
+        <w:t xml:space="preserve"> </w:t>
+      </w:r>
+      <w:proofErr w:type="spellStart"/>
+      <w:r>
+        <w:rPr>
+          <w:sz w:val="24"/>
+          <w:szCs w:val="24"/>
+        </w:rPr>
+        <w:t>init</w:t>
+      </w:r>
+      <w:proofErr w:type="spellEnd"/>
+      <w:r>
+        <w:rPr>
+          <w:sz w:val="24"/>
+          <w:szCs w:val="24"/>
+        </w:rPr>
+        <w:t xml:space="preserve"> -y</w:t>
       </w:r>
     </w:p>
     <w:p>
@@ -10104,12 +12963,53 @@
           <w:szCs w:val="24"/>
         </w:rPr>
       </w:pPr>
-      <w:r>
-        <w:rPr>
-          <w:sz w:val="24"/>
-          <w:szCs w:val="24"/>
-        </w:rPr>
-        <w:t>npm install axios (or other package)</w:t>
+      <w:proofErr w:type="spellStart"/>
+      <w:r>
+        <w:rPr>
+          <w:sz w:val="24"/>
+          <w:szCs w:val="24"/>
+        </w:rPr>
+        <w:t>npm</w:t>
+      </w:r>
+      <w:proofErr w:type="spellEnd"/>
+      <w:r>
+        <w:rPr>
+          <w:sz w:val="24"/>
+          <w:szCs w:val="24"/>
+        </w:rPr>
+        <w:t xml:space="preserve"> install </w:t>
+      </w:r>
+      <w:proofErr w:type="spellStart"/>
+      <w:r>
+        <w:rPr>
+          <w:sz w:val="24"/>
+          <w:szCs w:val="24"/>
+        </w:rPr>
+        <w:t>axios</w:t>
+      </w:r>
+      <w:proofErr w:type="spellEnd"/>
+      <w:r>
+        <w:rPr>
+          <w:sz w:val="24"/>
+          <w:szCs w:val="24"/>
+        </w:rPr>
+        <w:t xml:space="preserve"> (or </w:t>
+      </w:r>
+      <w:proofErr w:type="gramStart"/>
+      <w:r>
+        <w:rPr>
+          <w:sz w:val="24"/>
+          <w:szCs w:val="24"/>
+        </w:rPr>
+        <w:t>other</w:t>
+      </w:r>
+      <w:proofErr w:type="gramEnd"/>
+      <w:r>
+        <w:rPr>
+          <w:sz w:val="24"/>
+          <w:szCs w:val="24"/>
+        </w:rPr>
+        <w:t xml:space="preserve"> package)</w:t>
       </w:r>
     </w:p>
     <w:p>
@@ -10128,7 +13028,23 @@
           <w:sz w:val="24"/>
           <w:szCs w:val="24"/>
         </w:rPr>
-        <w:t>Place your index.js and node_modules/ inside the folder</w:t>
+        <w:t xml:space="preserve">Place your index.js and </w:t>
+      </w:r>
+      <w:proofErr w:type="spellStart"/>
+      <w:r>
+        <w:rPr>
+          <w:sz w:val="24"/>
+          <w:szCs w:val="24"/>
+        </w:rPr>
+        <w:t>node_modules</w:t>
+      </w:r>
+      <w:proofErr w:type="spellEnd"/>
+      <w:r>
+        <w:rPr>
+          <w:sz w:val="24"/>
+          <w:szCs w:val="24"/>
+        </w:rPr>
+        <w:t>/ inside the folder</w:t>
       </w:r>
     </w:p>
     <w:p>
@@ -10180,22 +13096,12 @@
       </w:pPr>
       <w:r>
         <w:rPr>
-          <w:rFonts w:ascii="Segoe UI Emoji" w:hAnsi="Segoe UI Emoji" w:cs="Segoe UI Emoji"/>
-          <w:b/>
-          <w:bCs/>
-          <w:sz w:val="24"/>
-          <w:szCs w:val="24"/>
-        </w:rPr>
-        <w:t>✅</w:t>
-      </w:r>
-      <w:r>
-        <w:rPr>
-          <w:b/>
-          <w:bCs/>
-          <w:sz w:val="24"/>
-          <w:szCs w:val="24"/>
-        </w:rPr>
-        <w:t xml:space="preserve"> Option 2: Use a Framework (recommended for larger projects)</w:t>
+          <w:b/>
+          <w:bCs/>
+          <w:sz w:val="24"/>
+          <w:szCs w:val="24"/>
+        </w:rPr>
+        <w:t>Option 2: Use a Framework (recommended for larger projects)</w:t>
       </w:r>
     </w:p>
     <w:p>
@@ -10211,8 +13117,6 @@
       </w:pPr>
       <w:r>
         <w:rPr>
-          <w:b/>
-          <w:bCs/>
           <w:sz w:val="24"/>
           <w:szCs w:val="24"/>
         </w:rPr>
@@ -10232,8 +13136,6 @@
       </w:pPr>
       <w:r>
         <w:rPr>
-          <w:b/>
-          <w:bCs/>
           <w:sz w:val="24"/>
           <w:szCs w:val="24"/>
         </w:rPr>
@@ -10253,37 +13155,11 @@
       </w:pPr>
       <w:r>
         <w:rPr>
-          <w:b/>
-          <w:bCs/>
           <w:sz w:val="24"/>
           <w:szCs w:val="24"/>
         </w:rPr>
         <w:t>CDK</w:t>
       </w:r>
-    </w:p>
-    <w:p>
-      <w:pPr>
-        <w:rPr>
-          <w:sz w:val="24"/>
-          <w:szCs w:val="24"/>
-        </w:rPr>
-      </w:pPr>
-    </w:p>
-    <w:p>
-      <w:pPr>
-        <w:rPr>
-          <w:sz w:val="24"/>
-          <w:szCs w:val="24"/>
-        </w:rPr>
-      </w:pPr>
-    </w:p>
-    <w:p>
-      <w:pPr>
-        <w:rPr>
-          <w:sz w:val="24"/>
-          <w:szCs w:val="24"/>
-        </w:rPr>
-      </w:pPr>
     </w:p>
     <w:sectPr>
       <w:pgSz w:w="11906" w:h="16838"/>
